--- a/Guías/Semana 1 - Programación para la web II.docx
+++ b/Guías/Semana 1 - Programación para la web II.docx
@@ -12806,23 +12806,14 @@
                                 <w:sz w:val="40"/>
                                 <w:szCs w:val="44"/>
                               </w:rPr>
-                              <w:t xml:space="preserve"> </w:t>
-                            </w:r>
-                            <w:r>
-                              <w:rPr>
-                                <w:i/>
-                                <w:iCs/>
-                                <w:sz w:val="40"/>
-                                <w:szCs w:val="44"/>
-                              </w:rPr>
-                              <w:t>Observación:</w:t>
-                            </w:r>
-                            <w:r>
-                              <w:rPr>
-                                <w:sz w:val="40"/>
-                                <w:szCs w:val="44"/>
-                              </w:rPr>
-                              <w:t xml:space="preserve"> Verás una barra de progreso. NPM está leyendo el </w:t>
+                              <w:t xml:space="preserve">, </w:t>
+                            </w:r>
+                            <w:r>
+                              <w:rPr>
+                                <w:sz w:val="40"/>
+                                <w:szCs w:val="44"/>
+                              </w:rPr>
+                              <w:t xml:space="preserve">Verás una barra de progreso. NPM está leyendo el </w:t>
                             </w:r>
                             <w:proofErr w:type="spellStart"/>
                             <w:proofErr w:type="gramStart"/>
@@ -12911,25 +12902,28 @@
                               <w:spacing w:after="0" w:line="240" w:lineRule="auto"/>
                               <w:jc w:val="both"/>
                               <w:rPr>
-                                <w:sz w:val="40"/>
-                                <w:szCs w:val="44"/>
-                              </w:rPr>
-                            </w:pPr>
-                            <w:r>
-                              <w:rPr>
                                 <w:i/>
                                 <w:iCs/>
                                 <w:sz w:val="40"/>
                                 <w:szCs w:val="44"/>
                               </w:rPr>
-                              <w:t>Resultado:</w:t>
-                            </w:r>
-                            <w:r>
-                              <w:rPr>
-                                <w:sz w:val="40"/>
-                                <w:szCs w:val="44"/>
-                              </w:rPr>
-                              <w:t xml:space="preserve"> Verás una URL local (ej. http://localhost:5173). </w:t>
+                            </w:pPr>
+                          </w:p>
+                          <w:p>
+                            <w:pPr>
+                              <w:spacing w:after="0" w:line="240" w:lineRule="auto"/>
+                              <w:jc w:val="both"/>
+                              <w:rPr>
+                                <w:sz w:val="40"/>
+                                <w:szCs w:val="44"/>
+                              </w:rPr>
+                            </w:pPr>
+                            <w:r>
+                              <w:rPr>
+                                <w:sz w:val="40"/>
+                                <w:szCs w:val="44"/>
+                              </w:rPr>
+                              <w:t xml:space="preserve">Verás una URL local (ej. http://localhost:5173). </w:t>
                             </w:r>
                           </w:p>
                           <w:p>
@@ -13526,23 +13520,14 @@
                           <w:sz w:val="40"/>
                           <w:szCs w:val="44"/>
                         </w:rPr>
-                        <w:t xml:space="preserve"> </w:t>
-                      </w:r>
-                      <w:r>
-                        <w:rPr>
-                          <w:i/>
-                          <w:iCs/>
-                          <w:sz w:val="40"/>
-                          <w:szCs w:val="44"/>
-                        </w:rPr>
-                        <w:t>Observación:</w:t>
-                      </w:r>
-                      <w:r>
-                        <w:rPr>
-                          <w:sz w:val="40"/>
-                          <w:szCs w:val="44"/>
-                        </w:rPr>
-                        <w:t xml:space="preserve"> Verás una barra de progreso. NPM está leyendo el </w:t>
+                        <w:t xml:space="preserve">, </w:t>
+                      </w:r>
+                      <w:r>
+                        <w:rPr>
+                          <w:sz w:val="40"/>
+                          <w:szCs w:val="44"/>
+                        </w:rPr>
+                        <w:t xml:space="preserve">Verás una barra de progreso. NPM está leyendo el </w:t>
                       </w:r>
                       <w:proofErr w:type="spellStart"/>
                       <w:proofErr w:type="gramStart"/>
@@ -13631,25 +13616,28 @@
                         <w:spacing w:after="0" w:line="240" w:lineRule="auto"/>
                         <w:jc w:val="both"/>
                         <w:rPr>
-                          <w:sz w:val="40"/>
-                          <w:szCs w:val="44"/>
-                        </w:rPr>
-                      </w:pPr>
-                      <w:r>
-                        <w:rPr>
                           <w:i/>
                           <w:iCs/>
                           <w:sz w:val="40"/>
                           <w:szCs w:val="44"/>
                         </w:rPr>
-                        <w:t>Resultado:</w:t>
-                      </w:r>
-                      <w:r>
-                        <w:rPr>
-                          <w:sz w:val="40"/>
-                          <w:szCs w:val="44"/>
-                        </w:rPr>
-                        <w:t xml:space="preserve"> Verás una URL local (ej. http://localhost:5173). </w:t>
+                      </w:pPr>
+                    </w:p>
+                    <w:p>
+                      <w:pPr>
+                        <w:spacing w:after="0" w:line="240" w:lineRule="auto"/>
+                        <w:jc w:val="both"/>
+                        <w:rPr>
+                          <w:sz w:val="40"/>
+                          <w:szCs w:val="44"/>
+                        </w:rPr>
+                      </w:pPr>
+                      <w:r>
+                        <w:rPr>
+                          <w:sz w:val="40"/>
+                          <w:szCs w:val="44"/>
+                        </w:rPr>
+                        <w:t xml:space="preserve">Verás una URL local (ej. http://localhost:5173). </w:t>
                       </w:r>
                     </w:p>
                     <w:p>
@@ -15265,6 +15253,1682 @@
         <mc:AlternateContent>
           <mc:Choice Requires="wps">
             <w:drawing>
+              <wp:anchor distT="45720" distB="45720" distL="114300" distR="114300" simplePos="0" relativeHeight="251992064" behindDoc="0" locked="0" layoutInCell="1" allowOverlap="1" wp14:anchorId="46F6254E" wp14:editId="6C01F2B5">
+                <wp:simplePos x="0" y="0"/>
+                <wp:positionH relativeFrom="margin">
+                  <wp:posOffset>0</wp:posOffset>
+                </wp:positionH>
+                <wp:positionV relativeFrom="paragraph">
+                  <wp:posOffset>45720</wp:posOffset>
+                </wp:positionV>
+                <wp:extent cx="10956290" cy="6800850"/>
+                <wp:effectExtent l="0" t="0" r="0" b="0"/>
+                <wp:wrapNone/>
+                <wp:docPr id="571879897" name="Cuadro de texto 2"/>
+                <wp:cNvGraphicFramePr>
+                  <a:graphicFrameLocks xmlns:a="http://schemas.openxmlformats.org/drawingml/2006/main"/>
+                </wp:cNvGraphicFramePr>
+                <a:graphic xmlns:a="http://schemas.openxmlformats.org/drawingml/2006/main">
+                  <a:graphicData uri="http://schemas.microsoft.com/office/word/2010/wordprocessingShape">
+                    <wps:wsp>
+                      <wps:cNvSpPr txBox="1">
+                        <a:spLocks noChangeArrowheads="1"/>
+                      </wps:cNvSpPr>
+                      <wps:spPr bwMode="auto">
+                        <a:xfrm>
+                          <a:off x="0" y="0"/>
+                          <a:ext cx="10956290" cy="6800850"/>
+                        </a:xfrm>
+                        <a:prstGeom prst="rect">
+                          <a:avLst/>
+                        </a:prstGeom>
+                        <a:noFill/>
+                        <a:ln w="9525">
+                          <a:noFill/>
+                          <a:miter lim="800000"/>
+                          <a:headEnd/>
+                          <a:tailEnd/>
+                        </a:ln>
+                      </wps:spPr>
+                      <wps:txbx>
+                        <w:txbxContent>
+                          <w:p>
+                            <w:pPr>
+                              <w:spacing w:after="0" w:line="240" w:lineRule="auto"/>
+                              <w:jc w:val="both"/>
+                              <w:rPr>
+                                <w:b/>
+                                <w:bCs/>
+                                <w:sz w:val="52"/>
+                                <w:szCs w:val="56"/>
+                              </w:rPr>
+                            </w:pPr>
+                            <w:proofErr w:type="spellStart"/>
+                            <w:r>
+                              <w:rPr>
+                                <w:b/>
+                                <w:bCs/>
+                                <w:sz w:val="52"/>
+                                <w:szCs w:val="56"/>
+                              </w:rPr>
+                              <w:t>Troubleshooting</w:t>
+                            </w:r>
+                            <w:proofErr w:type="spellEnd"/>
+                            <w:r>
+                              <w:rPr>
+                                <w:b/>
+                                <w:bCs/>
+                                <w:sz w:val="52"/>
+                                <w:szCs w:val="56"/>
+                              </w:rPr>
+                              <w:t xml:space="preserve"> (Solución de Errores Comunes)</w:t>
+                            </w:r>
+                          </w:p>
+                          <w:p>
+                            <w:pPr>
+                              <w:spacing w:after="0" w:line="240" w:lineRule="auto"/>
+                              <w:jc w:val="both"/>
+                              <w:rPr>
+                                <w:b/>
+                                <w:bCs/>
+                                <w:sz w:val="48"/>
+                                <w:szCs w:val="52"/>
+                              </w:rPr>
+                            </w:pPr>
+                          </w:p>
+                          <w:p>
+                            <w:pPr>
+                              <w:spacing w:after="0" w:line="240" w:lineRule="auto"/>
+                              <w:jc w:val="both"/>
+                              <w:rPr>
+                                <w:sz w:val="44"/>
+                                <w:szCs w:val="48"/>
+                              </w:rPr>
+                            </w:pPr>
+                            <w:r>
+                              <w:rPr>
+                                <w:b/>
+                                <w:bCs/>
+                                <w:sz w:val="44"/>
+                                <w:szCs w:val="48"/>
+                              </w:rPr>
+                              <w:t>Error:</w:t>
+                            </w:r>
+                            <w:r>
+                              <w:rPr>
+                                <w:sz w:val="44"/>
+                                <w:szCs w:val="48"/>
+                              </w:rPr>
+                              <w:t xml:space="preserve"> </w:t>
+                            </w:r>
+                            <w:proofErr w:type="spellStart"/>
+                            <w:r>
+                              <w:rPr>
+                                <w:sz w:val="44"/>
+                                <w:szCs w:val="48"/>
+                              </w:rPr>
+                              <w:t>npm</w:t>
+                            </w:r>
+                            <w:proofErr w:type="spellEnd"/>
+                            <w:r>
+                              <w:rPr>
+                                <w:sz w:val="44"/>
+                                <w:szCs w:val="48"/>
+                              </w:rPr>
+                              <w:t xml:space="preserve">: </w:t>
+                            </w:r>
+                            <w:proofErr w:type="spellStart"/>
+                            <w:r>
+                              <w:rPr>
+                                <w:sz w:val="44"/>
+                                <w:szCs w:val="48"/>
+                              </w:rPr>
+                              <w:t>command</w:t>
+                            </w:r>
+                            <w:proofErr w:type="spellEnd"/>
+                            <w:r>
+                              <w:rPr>
+                                <w:sz w:val="44"/>
+                                <w:szCs w:val="48"/>
+                              </w:rPr>
+                              <w:t xml:space="preserve"> </w:t>
+                            </w:r>
+                            <w:proofErr w:type="spellStart"/>
+                            <w:r>
+                              <w:rPr>
+                                <w:sz w:val="44"/>
+                                <w:szCs w:val="48"/>
+                              </w:rPr>
+                              <w:t>not</w:t>
+                            </w:r>
+                            <w:proofErr w:type="spellEnd"/>
+                            <w:r>
+                              <w:rPr>
+                                <w:sz w:val="44"/>
+                                <w:szCs w:val="48"/>
+                              </w:rPr>
+                              <w:t xml:space="preserve"> </w:t>
+                            </w:r>
+                            <w:proofErr w:type="spellStart"/>
+                            <w:r>
+                              <w:rPr>
+                                <w:sz w:val="44"/>
+                                <w:szCs w:val="48"/>
+                              </w:rPr>
+                              <w:t>found</w:t>
+                            </w:r>
+                            <w:proofErr w:type="spellEnd"/>
+                            <w:r>
+                              <w:rPr>
+                                <w:sz w:val="44"/>
+                                <w:szCs w:val="48"/>
+                              </w:rPr>
+                              <w:t xml:space="preserve"> o El término '</w:t>
+                            </w:r>
+                            <w:proofErr w:type="spellStart"/>
+                            <w:r>
+                              <w:rPr>
+                                <w:sz w:val="44"/>
+                                <w:szCs w:val="48"/>
+                              </w:rPr>
+                              <w:t>npm</w:t>
+                            </w:r>
+                            <w:proofErr w:type="spellEnd"/>
+                            <w:r>
+                              <w:rPr>
+                                <w:sz w:val="44"/>
+                                <w:szCs w:val="48"/>
+                              </w:rPr>
+                              <w:t>' no se reconoce...</w:t>
+                            </w:r>
+                          </w:p>
+                          <w:p>
+                            <w:pPr>
+                              <w:numPr>
+                                <w:ilvl w:val="0"/>
+                                <w:numId w:val="18"/>
+                              </w:numPr>
+                              <w:spacing w:after="0" w:line="240" w:lineRule="auto"/>
+                              <w:jc w:val="both"/>
+                              <w:rPr>
+                                <w:sz w:val="44"/>
+                                <w:szCs w:val="48"/>
+                              </w:rPr>
+                            </w:pPr>
+                            <w:r>
+                              <w:rPr>
+                                <w:b/>
+                                <w:bCs/>
+                                <w:sz w:val="44"/>
+                                <w:szCs w:val="48"/>
+                              </w:rPr>
+                              <w:t>Causa:</w:t>
+                            </w:r>
+                            <w:r>
+                              <w:rPr>
+                                <w:sz w:val="44"/>
+                                <w:szCs w:val="48"/>
+                              </w:rPr>
+                              <w:t xml:space="preserve"> Node.js no se instaló correctamente, o la terminal se abrió antes de instalar Node y no se ha refrescado.</w:t>
+                            </w:r>
+                          </w:p>
+                          <w:p>
+                            <w:pPr>
+                              <w:numPr>
+                                <w:ilvl w:val="0"/>
+                                <w:numId w:val="18"/>
+                              </w:numPr>
+                              <w:spacing w:after="0" w:line="240" w:lineRule="auto"/>
+                              <w:jc w:val="both"/>
+                              <w:rPr>
+                                <w:sz w:val="44"/>
+                                <w:szCs w:val="48"/>
+                              </w:rPr>
+                            </w:pPr>
+                            <w:r>
+                              <w:rPr>
+                                <w:b/>
+                                <w:bCs/>
+                                <w:sz w:val="44"/>
+                                <w:szCs w:val="48"/>
+                              </w:rPr>
+                              <w:t>Solución:</w:t>
+                            </w:r>
+                            <w:r>
+                              <w:rPr>
+                                <w:sz w:val="44"/>
+                                <w:szCs w:val="48"/>
+                              </w:rPr>
+                              <w:t xml:space="preserve"> Reiniciar la terminal. Si persiste, reinstalar Node asegurándose de marcar la casilla "Add </w:t>
+                            </w:r>
+                            <w:proofErr w:type="spellStart"/>
+                            <w:r>
+                              <w:rPr>
+                                <w:sz w:val="44"/>
+                                <w:szCs w:val="48"/>
+                              </w:rPr>
+                              <w:t>to</w:t>
+                            </w:r>
+                            <w:proofErr w:type="spellEnd"/>
+                            <w:r>
+                              <w:rPr>
+                                <w:sz w:val="44"/>
+                                <w:szCs w:val="48"/>
+                              </w:rPr>
+                              <w:t xml:space="preserve"> PATH".</w:t>
+                            </w:r>
+                          </w:p>
+                          <w:p>
+                            <w:pPr>
+                              <w:spacing w:after="0" w:line="240" w:lineRule="auto"/>
+                              <w:jc w:val="both"/>
+                              <w:rPr>
+                                <w:sz w:val="44"/>
+                                <w:szCs w:val="48"/>
+                              </w:rPr>
+                            </w:pPr>
+                          </w:p>
+                          <w:p>
+                            <w:pPr>
+                              <w:spacing w:after="0" w:line="240" w:lineRule="auto"/>
+                              <w:jc w:val="both"/>
+                              <w:rPr>
+                                <w:sz w:val="44"/>
+                                <w:szCs w:val="48"/>
+                              </w:rPr>
+                            </w:pPr>
+                            <w:r>
+                              <w:rPr>
+                                <w:b/>
+                                <w:bCs/>
+                                <w:sz w:val="44"/>
+                                <w:szCs w:val="48"/>
+                              </w:rPr>
+                              <w:t>Error:</w:t>
+                            </w:r>
+                            <w:r>
+                              <w:rPr>
+                                <w:sz w:val="44"/>
+                                <w:szCs w:val="48"/>
+                              </w:rPr>
+                              <w:t xml:space="preserve"> Al ejecutar </w:t>
+                            </w:r>
+                            <w:proofErr w:type="spellStart"/>
+                            <w:r>
+                              <w:rPr>
+                                <w:sz w:val="44"/>
+                                <w:szCs w:val="48"/>
+                              </w:rPr>
+                              <w:t>npm</w:t>
+                            </w:r>
+                            <w:proofErr w:type="spellEnd"/>
+                            <w:r>
+                              <w:rPr>
+                                <w:sz w:val="44"/>
+                                <w:szCs w:val="48"/>
+                              </w:rPr>
+                              <w:t xml:space="preserve"> run </w:t>
+                            </w:r>
+                            <w:proofErr w:type="spellStart"/>
+                            <w:r>
+                              <w:rPr>
+                                <w:sz w:val="44"/>
+                                <w:szCs w:val="48"/>
+                              </w:rPr>
+                              <w:t>dev</w:t>
+                            </w:r>
+                            <w:proofErr w:type="spellEnd"/>
+                            <w:r>
+                              <w:rPr>
+                                <w:sz w:val="44"/>
+                                <w:szCs w:val="48"/>
+                              </w:rPr>
+                              <w:t xml:space="preserve"> dice Error: </w:t>
+                            </w:r>
+                            <w:proofErr w:type="spellStart"/>
+                            <w:r>
+                              <w:rPr>
+                                <w:sz w:val="44"/>
+                                <w:szCs w:val="48"/>
+                              </w:rPr>
+                              <w:t>Cannot</w:t>
+                            </w:r>
+                            <w:proofErr w:type="spellEnd"/>
+                            <w:r>
+                              <w:rPr>
+                                <w:sz w:val="44"/>
+                                <w:szCs w:val="48"/>
+                              </w:rPr>
+                              <w:t xml:space="preserve"> </w:t>
+                            </w:r>
+                            <w:proofErr w:type="spellStart"/>
+                            <w:r>
+                              <w:rPr>
+                                <w:sz w:val="44"/>
+                                <w:szCs w:val="48"/>
+                              </w:rPr>
+                              <w:t>find</w:t>
+                            </w:r>
+                            <w:proofErr w:type="spellEnd"/>
+                            <w:r>
+                              <w:rPr>
+                                <w:sz w:val="44"/>
+                                <w:szCs w:val="48"/>
+                              </w:rPr>
+                              <w:t xml:space="preserve"> module...</w:t>
+                            </w:r>
+                          </w:p>
+                          <w:p>
+                            <w:pPr>
+                              <w:numPr>
+                                <w:ilvl w:val="0"/>
+                                <w:numId w:val="19"/>
+                              </w:numPr>
+                              <w:spacing w:after="0" w:line="240" w:lineRule="auto"/>
+                              <w:jc w:val="both"/>
+                              <w:rPr>
+                                <w:sz w:val="44"/>
+                                <w:szCs w:val="48"/>
+                              </w:rPr>
+                            </w:pPr>
+                            <w:r>
+                              <w:rPr>
+                                <w:b/>
+                                <w:bCs/>
+                                <w:sz w:val="44"/>
+                                <w:szCs w:val="48"/>
+                              </w:rPr>
+                              <w:t>Causa:</w:t>
+                            </w:r>
+                            <w:r>
+                              <w:rPr>
+                                <w:sz w:val="44"/>
+                                <w:szCs w:val="48"/>
+                              </w:rPr>
+                              <w:t xml:space="preserve"> Se omitió el paso de instalar las dependencias.</w:t>
+                            </w:r>
+                          </w:p>
+                          <w:p>
+                            <w:pPr>
+                              <w:numPr>
+                                <w:ilvl w:val="0"/>
+                                <w:numId w:val="19"/>
+                              </w:numPr>
+                              <w:spacing w:after="0" w:line="240" w:lineRule="auto"/>
+                              <w:jc w:val="both"/>
+                              <w:rPr>
+                                <w:sz w:val="44"/>
+                                <w:szCs w:val="48"/>
+                              </w:rPr>
+                            </w:pPr>
+                            <w:r>
+                              <w:rPr>
+                                <w:b/>
+                                <w:bCs/>
+                                <w:sz w:val="44"/>
+                                <w:szCs w:val="48"/>
+                              </w:rPr>
+                              <w:t>Solución:</w:t>
+                            </w:r>
+                            <w:r>
+                              <w:rPr>
+                                <w:sz w:val="44"/>
+                                <w:szCs w:val="48"/>
+                              </w:rPr>
+                              <w:t xml:space="preserve"> Asegurarse de estar dentro de la carpeta del proyecto en la terminal y ejecutar </w:t>
+                            </w:r>
+                            <w:proofErr w:type="spellStart"/>
+                            <w:r>
+                              <w:rPr>
+                                <w:sz w:val="44"/>
+                                <w:szCs w:val="48"/>
+                              </w:rPr>
+                              <w:t>npm</w:t>
+                            </w:r>
+                            <w:proofErr w:type="spellEnd"/>
+                            <w:r>
+                              <w:rPr>
+                                <w:sz w:val="44"/>
+                                <w:szCs w:val="48"/>
+                              </w:rPr>
+                              <w:t xml:space="preserve"> </w:t>
+                            </w:r>
+                            <w:proofErr w:type="spellStart"/>
+                            <w:r>
+                              <w:rPr>
+                                <w:sz w:val="44"/>
+                                <w:szCs w:val="48"/>
+                              </w:rPr>
+                              <w:t>install</w:t>
+                            </w:r>
+                            <w:proofErr w:type="spellEnd"/>
+                            <w:r>
+                              <w:rPr>
+                                <w:sz w:val="44"/>
+                                <w:szCs w:val="48"/>
+                              </w:rPr>
+                              <w:t xml:space="preserve"> antes de intentar correr el servidor de desarrollo.</w:t>
+                            </w:r>
+                          </w:p>
+                          <w:p>
+                            <w:pPr>
+                              <w:spacing w:after="0" w:line="240" w:lineRule="auto"/>
+                              <w:jc w:val="both"/>
+                              <w:rPr>
+                                <w:sz w:val="44"/>
+                                <w:szCs w:val="48"/>
+                              </w:rPr>
+                            </w:pPr>
+                          </w:p>
+                          <w:p>
+                            <w:pPr>
+                              <w:spacing w:after="0" w:line="240" w:lineRule="auto"/>
+                              <w:jc w:val="both"/>
+                              <w:rPr>
+                                <w:sz w:val="44"/>
+                                <w:szCs w:val="48"/>
+                              </w:rPr>
+                            </w:pPr>
+                            <w:r>
+                              <w:rPr>
+                                <w:b/>
+                                <w:bCs/>
+                                <w:sz w:val="44"/>
+                                <w:szCs w:val="48"/>
+                              </w:rPr>
+                              <w:t>Error en pantalla:</w:t>
+                            </w:r>
+                            <w:r>
+                              <w:rPr>
+                                <w:sz w:val="44"/>
+                                <w:szCs w:val="48"/>
+                              </w:rPr>
+                              <w:t xml:space="preserve"> </w:t>
+                            </w:r>
+                            <w:proofErr w:type="spellStart"/>
+                            <w:r>
+                              <w:rPr>
+                                <w:sz w:val="44"/>
+                                <w:szCs w:val="48"/>
+                              </w:rPr>
+                              <w:t>SyntaxError</w:t>
+                            </w:r>
+                            <w:proofErr w:type="spellEnd"/>
+                            <w:r>
+                              <w:rPr>
+                                <w:sz w:val="44"/>
+                                <w:szCs w:val="48"/>
+                              </w:rPr>
+                              <w:t xml:space="preserve">: </w:t>
+                            </w:r>
+                            <w:proofErr w:type="spellStart"/>
+                            <w:r>
+                              <w:rPr>
+                                <w:sz w:val="44"/>
+                                <w:szCs w:val="48"/>
+                              </w:rPr>
+                              <w:t>Unterminated</w:t>
+                            </w:r>
+                            <w:proofErr w:type="spellEnd"/>
+                            <w:r>
+                              <w:rPr>
+                                <w:sz w:val="44"/>
+                                <w:szCs w:val="48"/>
+                              </w:rPr>
+                              <w:t xml:space="preserve"> JSX </w:t>
+                            </w:r>
+                            <w:proofErr w:type="spellStart"/>
+                            <w:r>
+                              <w:rPr>
+                                <w:sz w:val="44"/>
+                                <w:szCs w:val="48"/>
+                              </w:rPr>
+                              <w:t>contents</w:t>
+                            </w:r>
+                            <w:proofErr w:type="spellEnd"/>
+                            <w:r>
+                              <w:rPr>
+                                <w:sz w:val="44"/>
+                                <w:szCs w:val="48"/>
+                              </w:rPr>
+                              <w:t xml:space="preserve"> en el navegador.</w:t>
+                            </w:r>
+                          </w:p>
+                          <w:p>
+                            <w:pPr>
+                              <w:numPr>
+                                <w:ilvl w:val="0"/>
+                                <w:numId w:val="20"/>
+                              </w:numPr>
+                              <w:spacing w:after="0" w:line="240" w:lineRule="auto"/>
+                              <w:jc w:val="both"/>
+                              <w:rPr>
+                                <w:sz w:val="44"/>
+                                <w:szCs w:val="48"/>
+                              </w:rPr>
+                            </w:pPr>
+                            <w:r>
+                              <w:rPr>
+                                <w:b/>
+                                <w:bCs/>
+                                <w:sz w:val="44"/>
+                                <w:szCs w:val="48"/>
+                              </w:rPr>
+                              <w:t>Causa:</w:t>
+                            </w:r>
+                            <w:r>
+                              <w:rPr>
+                                <w:sz w:val="44"/>
+                                <w:szCs w:val="48"/>
+                              </w:rPr>
+                              <w:t xml:space="preserve"> En el archivo </w:t>
+                            </w:r>
+                            <w:proofErr w:type="spellStart"/>
+                            <w:r>
+                              <w:rPr>
+                                <w:sz w:val="44"/>
+                                <w:szCs w:val="48"/>
+                              </w:rPr>
+                              <w:t>App.jsx</w:t>
+                            </w:r>
+                            <w:proofErr w:type="spellEnd"/>
+                            <w:r>
+                              <w:rPr>
+                                <w:sz w:val="44"/>
+                                <w:szCs w:val="48"/>
+                              </w:rPr>
+                              <w:t xml:space="preserve">, al modificar el código (HTML/JSX), se abrió una etiqueta (como &lt;h1&gt;) pero no se cerró (&lt;/h1&gt;). </w:t>
+                            </w:r>
+                            <w:proofErr w:type="spellStart"/>
+                            <w:r>
+                              <w:rPr>
+                                <w:sz w:val="44"/>
+                                <w:szCs w:val="48"/>
+                              </w:rPr>
+                              <w:t>React</w:t>
+                            </w:r>
+                            <w:proofErr w:type="spellEnd"/>
+                            <w:r>
+                              <w:rPr>
+                                <w:sz w:val="44"/>
+                                <w:szCs w:val="48"/>
+                              </w:rPr>
+                              <w:t xml:space="preserve"> es extremadamente estricto con el cierre de etiquetas.</w:t>
+                            </w:r>
+                          </w:p>
+                          <w:p>
+                            <w:pPr>
+                              <w:numPr>
+                                <w:ilvl w:val="0"/>
+                                <w:numId w:val="20"/>
+                              </w:numPr>
+                              <w:spacing w:after="0" w:line="240" w:lineRule="auto"/>
+                              <w:jc w:val="both"/>
+                              <w:rPr>
+                                <w:sz w:val="44"/>
+                                <w:szCs w:val="48"/>
+                              </w:rPr>
+                            </w:pPr>
+                            <w:r>
+                              <w:rPr>
+                                <w:b/>
+                                <w:bCs/>
+                                <w:sz w:val="44"/>
+                                <w:szCs w:val="48"/>
+                              </w:rPr>
+                              <w:t>Solución:</w:t>
+                            </w:r>
+                            <w:r>
+                              <w:rPr>
+                                <w:sz w:val="44"/>
+                                <w:szCs w:val="48"/>
+                              </w:rPr>
+                              <w:t xml:space="preserve"> Revisar el archivo </w:t>
+                            </w:r>
+                            <w:proofErr w:type="spellStart"/>
+                            <w:r>
+                              <w:rPr>
+                                <w:sz w:val="44"/>
+                                <w:szCs w:val="48"/>
+                              </w:rPr>
+                              <w:t>App.jsx</w:t>
+                            </w:r>
+                            <w:proofErr w:type="spellEnd"/>
+                            <w:r>
+                              <w:rPr>
+                                <w:sz w:val="44"/>
+                                <w:szCs w:val="48"/>
+                              </w:rPr>
+                              <w:t xml:space="preserve"> y verificar que todo elemento abierto esté cerrado.</w:t>
+                            </w:r>
+                          </w:p>
+                          <w:p>
+                            <w:pPr>
+                              <w:spacing w:after="0" w:line="240" w:lineRule="auto"/>
+                              <w:jc w:val="both"/>
+                              <w:rPr>
+                                <w:sz w:val="40"/>
+                                <w:szCs w:val="44"/>
+                              </w:rPr>
+                            </w:pPr>
+                          </w:p>
+                          <w:p>
+                            <w:pPr>
+                              <w:spacing w:after="0" w:line="240" w:lineRule="auto"/>
+                              <w:jc w:val="both"/>
+                              <w:rPr>
+                                <w:b/>
+                                <w:bCs/>
+                                <w:sz w:val="48"/>
+                                <w:szCs w:val="52"/>
+                              </w:rPr>
+                            </w:pPr>
+                          </w:p>
+                          <w:p>
+                            <w:pPr>
+                              <w:spacing w:after="0" w:line="240" w:lineRule="auto"/>
+                              <w:jc w:val="both"/>
+                              <w:rPr>
+                                <w:sz w:val="48"/>
+                                <w:szCs w:val="52"/>
+                              </w:rPr>
+                            </w:pPr>
+                          </w:p>
+                        </w:txbxContent>
+                      </wps:txbx>
+                      <wps:bodyPr rot="0" vert="horz" wrap="square" lIns="91440" tIns="45720" rIns="91440" bIns="45720" anchor="t" anchorCtr="0">
+                        <a:noAutofit/>
+                      </wps:bodyPr>
+                    </wps:wsp>
+                  </a:graphicData>
+                </a:graphic>
+                <wp14:sizeRelH relativeFrom="margin">
+                  <wp14:pctWidth>0</wp14:pctWidth>
+                </wp14:sizeRelH>
+                <wp14:sizeRelV relativeFrom="margin">
+                  <wp14:pctHeight>0</wp14:pctHeight>
+                </wp14:sizeRelV>
+              </wp:anchor>
+            </w:drawing>
+          </mc:Choice>
+          <mc:Fallback>
+            <w:pict>
+              <v:shape w14:anchorId="46F6254E" id="_x0000_s1040" type="#_x0000_t202" style="position:absolute;margin-left:0;margin-top:3.6pt;width:862.7pt;height:535.5pt;z-index:251992064;visibility:visible;mso-wrap-style:square;mso-width-percent:0;mso-height-percent:0;mso-wrap-distance-left:9pt;mso-wrap-distance-top:3.6pt;mso-wrap-distance-right:9pt;mso-wrap-distance-bottom:3.6pt;mso-position-horizontal:absolute;mso-position-horizontal-relative:margin;mso-position-vertical:absolute;mso-position-vertical-relative:text;mso-width-percent:0;mso-height-percent:0;mso-width-relative:margin;mso-height-relative:margin;v-text-anchor:top" o:gfxdata="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" filled="f" stroked="f">
+                <v:textbox>
+                  <w:txbxContent>
+                    <w:p>
+                      <w:pPr>
+                        <w:spacing w:after="0" w:line="240" w:lineRule="auto"/>
+                        <w:jc w:val="both"/>
+                        <w:rPr>
+                          <w:b/>
+                          <w:bCs/>
+                          <w:sz w:val="52"/>
+                          <w:szCs w:val="56"/>
+                        </w:rPr>
+                      </w:pPr>
+                      <w:proofErr w:type="spellStart"/>
+                      <w:r>
+                        <w:rPr>
+                          <w:b/>
+                          <w:bCs/>
+                          <w:sz w:val="52"/>
+                          <w:szCs w:val="56"/>
+                        </w:rPr>
+                        <w:t>Troubleshooting</w:t>
+                      </w:r>
+                      <w:proofErr w:type="spellEnd"/>
+                      <w:r>
+                        <w:rPr>
+                          <w:b/>
+                          <w:bCs/>
+                          <w:sz w:val="52"/>
+                          <w:szCs w:val="56"/>
+                        </w:rPr>
+                        <w:t xml:space="preserve"> (Solución de Errores Comunes)</w:t>
+                      </w:r>
+                    </w:p>
+                    <w:p>
+                      <w:pPr>
+                        <w:spacing w:after="0" w:line="240" w:lineRule="auto"/>
+                        <w:jc w:val="both"/>
+                        <w:rPr>
+                          <w:b/>
+                          <w:bCs/>
+                          <w:sz w:val="48"/>
+                          <w:szCs w:val="52"/>
+                        </w:rPr>
+                      </w:pPr>
+                    </w:p>
+                    <w:p>
+                      <w:pPr>
+                        <w:spacing w:after="0" w:line="240" w:lineRule="auto"/>
+                        <w:jc w:val="both"/>
+                        <w:rPr>
+                          <w:sz w:val="44"/>
+                          <w:szCs w:val="48"/>
+                        </w:rPr>
+                      </w:pPr>
+                      <w:r>
+                        <w:rPr>
+                          <w:b/>
+                          <w:bCs/>
+                          <w:sz w:val="44"/>
+                          <w:szCs w:val="48"/>
+                        </w:rPr>
+                        <w:t>Error:</w:t>
+                      </w:r>
+                      <w:r>
+                        <w:rPr>
+                          <w:sz w:val="44"/>
+                          <w:szCs w:val="48"/>
+                        </w:rPr>
+                        <w:t xml:space="preserve"> </w:t>
+                      </w:r>
+                      <w:proofErr w:type="spellStart"/>
+                      <w:r>
+                        <w:rPr>
+                          <w:sz w:val="44"/>
+                          <w:szCs w:val="48"/>
+                        </w:rPr>
+                        <w:t>npm</w:t>
+                      </w:r>
+                      <w:proofErr w:type="spellEnd"/>
+                      <w:r>
+                        <w:rPr>
+                          <w:sz w:val="44"/>
+                          <w:szCs w:val="48"/>
+                        </w:rPr>
+                        <w:t xml:space="preserve">: </w:t>
+                      </w:r>
+                      <w:proofErr w:type="spellStart"/>
+                      <w:r>
+                        <w:rPr>
+                          <w:sz w:val="44"/>
+                          <w:szCs w:val="48"/>
+                        </w:rPr>
+                        <w:t>command</w:t>
+                      </w:r>
+                      <w:proofErr w:type="spellEnd"/>
+                      <w:r>
+                        <w:rPr>
+                          <w:sz w:val="44"/>
+                          <w:szCs w:val="48"/>
+                        </w:rPr>
+                        <w:t xml:space="preserve"> </w:t>
+                      </w:r>
+                      <w:proofErr w:type="spellStart"/>
+                      <w:r>
+                        <w:rPr>
+                          <w:sz w:val="44"/>
+                          <w:szCs w:val="48"/>
+                        </w:rPr>
+                        <w:t>not</w:t>
+                      </w:r>
+                      <w:proofErr w:type="spellEnd"/>
+                      <w:r>
+                        <w:rPr>
+                          <w:sz w:val="44"/>
+                          <w:szCs w:val="48"/>
+                        </w:rPr>
+                        <w:t xml:space="preserve"> </w:t>
+                      </w:r>
+                      <w:proofErr w:type="spellStart"/>
+                      <w:r>
+                        <w:rPr>
+                          <w:sz w:val="44"/>
+                          <w:szCs w:val="48"/>
+                        </w:rPr>
+                        <w:t>found</w:t>
+                      </w:r>
+                      <w:proofErr w:type="spellEnd"/>
+                      <w:r>
+                        <w:rPr>
+                          <w:sz w:val="44"/>
+                          <w:szCs w:val="48"/>
+                        </w:rPr>
+                        <w:t xml:space="preserve"> o El término '</w:t>
+                      </w:r>
+                      <w:proofErr w:type="spellStart"/>
+                      <w:r>
+                        <w:rPr>
+                          <w:sz w:val="44"/>
+                          <w:szCs w:val="48"/>
+                        </w:rPr>
+                        <w:t>npm</w:t>
+                      </w:r>
+                      <w:proofErr w:type="spellEnd"/>
+                      <w:r>
+                        <w:rPr>
+                          <w:sz w:val="44"/>
+                          <w:szCs w:val="48"/>
+                        </w:rPr>
+                        <w:t>' no se reconoce...</w:t>
+                      </w:r>
+                    </w:p>
+                    <w:p>
+                      <w:pPr>
+                        <w:numPr>
+                          <w:ilvl w:val="0"/>
+                          <w:numId w:val="18"/>
+                        </w:numPr>
+                        <w:spacing w:after="0" w:line="240" w:lineRule="auto"/>
+                        <w:jc w:val="both"/>
+                        <w:rPr>
+                          <w:sz w:val="44"/>
+                          <w:szCs w:val="48"/>
+                        </w:rPr>
+                      </w:pPr>
+                      <w:r>
+                        <w:rPr>
+                          <w:b/>
+                          <w:bCs/>
+                          <w:sz w:val="44"/>
+                          <w:szCs w:val="48"/>
+                        </w:rPr>
+                        <w:t>Causa:</w:t>
+                      </w:r>
+                      <w:r>
+                        <w:rPr>
+                          <w:sz w:val="44"/>
+                          <w:szCs w:val="48"/>
+                        </w:rPr>
+                        <w:t xml:space="preserve"> Node.js no se instaló correctamente, o la terminal se abrió antes de instalar Node y no se ha refrescado.</w:t>
+                      </w:r>
+                    </w:p>
+                    <w:p>
+                      <w:pPr>
+                        <w:numPr>
+                          <w:ilvl w:val="0"/>
+                          <w:numId w:val="18"/>
+                        </w:numPr>
+                        <w:spacing w:after="0" w:line="240" w:lineRule="auto"/>
+                        <w:jc w:val="both"/>
+                        <w:rPr>
+                          <w:sz w:val="44"/>
+                          <w:szCs w:val="48"/>
+                        </w:rPr>
+                      </w:pPr>
+                      <w:r>
+                        <w:rPr>
+                          <w:b/>
+                          <w:bCs/>
+                          <w:sz w:val="44"/>
+                          <w:szCs w:val="48"/>
+                        </w:rPr>
+                        <w:t>Solución:</w:t>
+                      </w:r>
+                      <w:r>
+                        <w:rPr>
+                          <w:sz w:val="44"/>
+                          <w:szCs w:val="48"/>
+                        </w:rPr>
+                        <w:t xml:space="preserve"> Reiniciar la terminal. Si persiste, reinstalar Node asegurándose de marcar la casilla "Add </w:t>
+                      </w:r>
+                      <w:proofErr w:type="spellStart"/>
+                      <w:r>
+                        <w:rPr>
+                          <w:sz w:val="44"/>
+                          <w:szCs w:val="48"/>
+                        </w:rPr>
+                        <w:t>to</w:t>
+                      </w:r>
+                      <w:proofErr w:type="spellEnd"/>
+                      <w:r>
+                        <w:rPr>
+                          <w:sz w:val="44"/>
+                          <w:szCs w:val="48"/>
+                        </w:rPr>
+                        <w:t xml:space="preserve"> PATH".</w:t>
+                      </w:r>
+                    </w:p>
+                    <w:p>
+                      <w:pPr>
+                        <w:spacing w:after="0" w:line="240" w:lineRule="auto"/>
+                        <w:jc w:val="both"/>
+                        <w:rPr>
+                          <w:sz w:val="44"/>
+                          <w:szCs w:val="48"/>
+                        </w:rPr>
+                      </w:pPr>
+                    </w:p>
+                    <w:p>
+                      <w:pPr>
+                        <w:spacing w:after="0" w:line="240" w:lineRule="auto"/>
+                        <w:jc w:val="both"/>
+                        <w:rPr>
+                          <w:sz w:val="44"/>
+                          <w:szCs w:val="48"/>
+                        </w:rPr>
+                      </w:pPr>
+                      <w:r>
+                        <w:rPr>
+                          <w:b/>
+                          <w:bCs/>
+                          <w:sz w:val="44"/>
+                          <w:szCs w:val="48"/>
+                        </w:rPr>
+                        <w:t>Error:</w:t>
+                      </w:r>
+                      <w:r>
+                        <w:rPr>
+                          <w:sz w:val="44"/>
+                          <w:szCs w:val="48"/>
+                        </w:rPr>
+                        <w:t xml:space="preserve"> Al ejecutar </w:t>
+                      </w:r>
+                      <w:proofErr w:type="spellStart"/>
+                      <w:r>
+                        <w:rPr>
+                          <w:sz w:val="44"/>
+                          <w:szCs w:val="48"/>
+                        </w:rPr>
+                        <w:t>npm</w:t>
+                      </w:r>
+                      <w:proofErr w:type="spellEnd"/>
+                      <w:r>
+                        <w:rPr>
+                          <w:sz w:val="44"/>
+                          <w:szCs w:val="48"/>
+                        </w:rPr>
+                        <w:t xml:space="preserve"> run </w:t>
+                      </w:r>
+                      <w:proofErr w:type="spellStart"/>
+                      <w:r>
+                        <w:rPr>
+                          <w:sz w:val="44"/>
+                          <w:szCs w:val="48"/>
+                        </w:rPr>
+                        <w:t>dev</w:t>
+                      </w:r>
+                      <w:proofErr w:type="spellEnd"/>
+                      <w:r>
+                        <w:rPr>
+                          <w:sz w:val="44"/>
+                          <w:szCs w:val="48"/>
+                        </w:rPr>
+                        <w:t xml:space="preserve"> dice Error: </w:t>
+                      </w:r>
+                      <w:proofErr w:type="spellStart"/>
+                      <w:r>
+                        <w:rPr>
+                          <w:sz w:val="44"/>
+                          <w:szCs w:val="48"/>
+                        </w:rPr>
+                        <w:t>Cannot</w:t>
+                      </w:r>
+                      <w:proofErr w:type="spellEnd"/>
+                      <w:r>
+                        <w:rPr>
+                          <w:sz w:val="44"/>
+                          <w:szCs w:val="48"/>
+                        </w:rPr>
+                        <w:t xml:space="preserve"> </w:t>
+                      </w:r>
+                      <w:proofErr w:type="spellStart"/>
+                      <w:r>
+                        <w:rPr>
+                          <w:sz w:val="44"/>
+                          <w:szCs w:val="48"/>
+                        </w:rPr>
+                        <w:t>find</w:t>
+                      </w:r>
+                      <w:proofErr w:type="spellEnd"/>
+                      <w:r>
+                        <w:rPr>
+                          <w:sz w:val="44"/>
+                          <w:szCs w:val="48"/>
+                        </w:rPr>
+                        <w:t xml:space="preserve"> module...</w:t>
+                      </w:r>
+                    </w:p>
+                    <w:p>
+                      <w:pPr>
+                        <w:numPr>
+                          <w:ilvl w:val="0"/>
+                          <w:numId w:val="19"/>
+                        </w:numPr>
+                        <w:spacing w:after="0" w:line="240" w:lineRule="auto"/>
+                        <w:jc w:val="both"/>
+                        <w:rPr>
+                          <w:sz w:val="44"/>
+                          <w:szCs w:val="48"/>
+                        </w:rPr>
+                      </w:pPr>
+                      <w:r>
+                        <w:rPr>
+                          <w:b/>
+                          <w:bCs/>
+                          <w:sz w:val="44"/>
+                          <w:szCs w:val="48"/>
+                        </w:rPr>
+                        <w:t>Causa:</w:t>
+                      </w:r>
+                      <w:r>
+                        <w:rPr>
+                          <w:sz w:val="44"/>
+                          <w:szCs w:val="48"/>
+                        </w:rPr>
+                        <w:t xml:space="preserve"> Se omitió el paso de instalar las dependencias.</w:t>
+                      </w:r>
+                    </w:p>
+                    <w:p>
+                      <w:pPr>
+                        <w:numPr>
+                          <w:ilvl w:val="0"/>
+                          <w:numId w:val="19"/>
+                        </w:numPr>
+                        <w:spacing w:after="0" w:line="240" w:lineRule="auto"/>
+                        <w:jc w:val="both"/>
+                        <w:rPr>
+                          <w:sz w:val="44"/>
+                          <w:szCs w:val="48"/>
+                        </w:rPr>
+                      </w:pPr>
+                      <w:r>
+                        <w:rPr>
+                          <w:b/>
+                          <w:bCs/>
+                          <w:sz w:val="44"/>
+                          <w:szCs w:val="48"/>
+                        </w:rPr>
+                        <w:t>Solución:</w:t>
+                      </w:r>
+                      <w:r>
+                        <w:rPr>
+                          <w:sz w:val="44"/>
+                          <w:szCs w:val="48"/>
+                        </w:rPr>
+                        <w:t xml:space="preserve"> Asegurarse de estar dentro de la carpeta del proyecto en la terminal y ejecutar </w:t>
+                      </w:r>
+                      <w:proofErr w:type="spellStart"/>
+                      <w:r>
+                        <w:rPr>
+                          <w:sz w:val="44"/>
+                          <w:szCs w:val="48"/>
+                        </w:rPr>
+                        <w:t>npm</w:t>
+                      </w:r>
+                      <w:proofErr w:type="spellEnd"/>
+                      <w:r>
+                        <w:rPr>
+                          <w:sz w:val="44"/>
+                          <w:szCs w:val="48"/>
+                        </w:rPr>
+                        <w:t xml:space="preserve"> </w:t>
+                      </w:r>
+                      <w:proofErr w:type="spellStart"/>
+                      <w:r>
+                        <w:rPr>
+                          <w:sz w:val="44"/>
+                          <w:szCs w:val="48"/>
+                        </w:rPr>
+                        <w:t>install</w:t>
+                      </w:r>
+                      <w:proofErr w:type="spellEnd"/>
+                      <w:r>
+                        <w:rPr>
+                          <w:sz w:val="44"/>
+                          <w:szCs w:val="48"/>
+                        </w:rPr>
+                        <w:t xml:space="preserve"> antes de intentar correr el servidor de desarrollo.</w:t>
+                      </w:r>
+                    </w:p>
+                    <w:p>
+                      <w:pPr>
+                        <w:spacing w:after="0" w:line="240" w:lineRule="auto"/>
+                        <w:jc w:val="both"/>
+                        <w:rPr>
+                          <w:sz w:val="44"/>
+                          <w:szCs w:val="48"/>
+                        </w:rPr>
+                      </w:pPr>
+                    </w:p>
+                    <w:p>
+                      <w:pPr>
+                        <w:spacing w:after="0" w:line="240" w:lineRule="auto"/>
+                        <w:jc w:val="both"/>
+                        <w:rPr>
+                          <w:sz w:val="44"/>
+                          <w:szCs w:val="48"/>
+                        </w:rPr>
+                      </w:pPr>
+                      <w:r>
+                        <w:rPr>
+                          <w:b/>
+                          <w:bCs/>
+                          <w:sz w:val="44"/>
+                          <w:szCs w:val="48"/>
+                        </w:rPr>
+                        <w:t>Error en pantalla:</w:t>
+                      </w:r>
+                      <w:r>
+                        <w:rPr>
+                          <w:sz w:val="44"/>
+                          <w:szCs w:val="48"/>
+                        </w:rPr>
+                        <w:t xml:space="preserve"> </w:t>
+                      </w:r>
+                      <w:proofErr w:type="spellStart"/>
+                      <w:r>
+                        <w:rPr>
+                          <w:sz w:val="44"/>
+                          <w:szCs w:val="48"/>
+                        </w:rPr>
+                        <w:t>SyntaxError</w:t>
+                      </w:r>
+                      <w:proofErr w:type="spellEnd"/>
+                      <w:r>
+                        <w:rPr>
+                          <w:sz w:val="44"/>
+                          <w:szCs w:val="48"/>
+                        </w:rPr>
+                        <w:t xml:space="preserve">: </w:t>
+                      </w:r>
+                      <w:proofErr w:type="spellStart"/>
+                      <w:r>
+                        <w:rPr>
+                          <w:sz w:val="44"/>
+                          <w:szCs w:val="48"/>
+                        </w:rPr>
+                        <w:t>Unterminated</w:t>
+                      </w:r>
+                      <w:proofErr w:type="spellEnd"/>
+                      <w:r>
+                        <w:rPr>
+                          <w:sz w:val="44"/>
+                          <w:szCs w:val="48"/>
+                        </w:rPr>
+                        <w:t xml:space="preserve"> JSX </w:t>
+                      </w:r>
+                      <w:proofErr w:type="spellStart"/>
+                      <w:r>
+                        <w:rPr>
+                          <w:sz w:val="44"/>
+                          <w:szCs w:val="48"/>
+                        </w:rPr>
+                        <w:t>contents</w:t>
+                      </w:r>
+                      <w:proofErr w:type="spellEnd"/>
+                      <w:r>
+                        <w:rPr>
+                          <w:sz w:val="44"/>
+                          <w:szCs w:val="48"/>
+                        </w:rPr>
+                        <w:t xml:space="preserve"> en el navegador.</w:t>
+                      </w:r>
+                    </w:p>
+                    <w:p>
+                      <w:pPr>
+                        <w:numPr>
+                          <w:ilvl w:val="0"/>
+                          <w:numId w:val="20"/>
+                        </w:numPr>
+                        <w:spacing w:after="0" w:line="240" w:lineRule="auto"/>
+                        <w:jc w:val="both"/>
+                        <w:rPr>
+                          <w:sz w:val="44"/>
+                          <w:szCs w:val="48"/>
+                        </w:rPr>
+                      </w:pPr>
+                      <w:r>
+                        <w:rPr>
+                          <w:b/>
+                          <w:bCs/>
+                          <w:sz w:val="44"/>
+                          <w:szCs w:val="48"/>
+                        </w:rPr>
+                        <w:t>Causa:</w:t>
+                      </w:r>
+                      <w:r>
+                        <w:rPr>
+                          <w:sz w:val="44"/>
+                          <w:szCs w:val="48"/>
+                        </w:rPr>
+                        <w:t xml:space="preserve"> En el archivo </w:t>
+                      </w:r>
+                      <w:proofErr w:type="spellStart"/>
+                      <w:r>
+                        <w:rPr>
+                          <w:sz w:val="44"/>
+                          <w:szCs w:val="48"/>
+                        </w:rPr>
+                        <w:t>App.jsx</w:t>
+                      </w:r>
+                      <w:proofErr w:type="spellEnd"/>
+                      <w:r>
+                        <w:rPr>
+                          <w:sz w:val="44"/>
+                          <w:szCs w:val="48"/>
+                        </w:rPr>
+                        <w:t xml:space="preserve">, al modificar el código (HTML/JSX), se abrió una etiqueta (como &lt;h1&gt;) pero no se cerró (&lt;/h1&gt;). </w:t>
+                      </w:r>
+                      <w:proofErr w:type="spellStart"/>
+                      <w:r>
+                        <w:rPr>
+                          <w:sz w:val="44"/>
+                          <w:szCs w:val="48"/>
+                        </w:rPr>
+                        <w:t>React</w:t>
+                      </w:r>
+                      <w:proofErr w:type="spellEnd"/>
+                      <w:r>
+                        <w:rPr>
+                          <w:sz w:val="44"/>
+                          <w:szCs w:val="48"/>
+                        </w:rPr>
+                        <w:t xml:space="preserve"> es extremadamente estricto con el cierre de etiquetas.</w:t>
+                      </w:r>
+                    </w:p>
+                    <w:p>
+                      <w:pPr>
+                        <w:numPr>
+                          <w:ilvl w:val="0"/>
+                          <w:numId w:val="20"/>
+                        </w:numPr>
+                        <w:spacing w:after="0" w:line="240" w:lineRule="auto"/>
+                        <w:jc w:val="both"/>
+                        <w:rPr>
+                          <w:sz w:val="44"/>
+                          <w:szCs w:val="48"/>
+                        </w:rPr>
+                      </w:pPr>
+                      <w:r>
+                        <w:rPr>
+                          <w:b/>
+                          <w:bCs/>
+                          <w:sz w:val="44"/>
+                          <w:szCs w:val="48"/>
+                        </w:rPr>
+                        <w:t>Solución:</w:t>
+                      </w:r>
+                      <w:r>
+                        <w:rPr>
+                          <w:sz w:val="44"/>
+                          <w:szCs w:val="48"/>
+                        </w:rPr>
+                        <w:t xml:space="preserve"> Revisar el archivo </w:t>
+                      </w:r>
+                      <w:proofErr w:type="spellStart"/>
+                      <w:r>
+                        <w:rPr>
+                          <w:sz w:val="44"/>
+                          <w:szCs w:val="48"/>
+                        </w:rPr>
+                        <w:t>App.jsx</w:t>
+                      </w:r>
+                      <w:proofErr w:type="spellEnd"/>
+                      <w:r>
+                        <w:rPr>
+                          <w:sz w:val="44"/>
+                          <w:szCs w:val="48"/>
+                        </w:rPr>
+                        <w:t xml:space="preserve"> y verificar que todo elemento abierto esté cerrado.</w:t>
+                      </w:r>
+                    </w:p>
+                    <w:p>
+                      <w:pPr>
+                        <w:spacing w:after="0" w:line="240" w:lineRule="auto"/>
+                        <w:jc w:val="both"/>
+                        <w:rPr>
+                          <w:sz w:val="40"/>
+                          <w:szCs w:val="44"/>
+                        </w:rPr>
+                      </w:pPr>
+                    </w:p>
+                    <w:p>
+                      <w:pPr>
+                        <w:spacing w:after="0" w:line="240" w:lineRule="auto"/>
+                        <w:jc w:val="both"/>
+                        <w:rPr>
+                          <w:b/>
+                          <w:bCs/>
+                          <w:sz w:val="48"/>
+                          <w:szCs w:val="52"/>
+                        </w:rPr>
+                      </w:pPr>
+                    </w:p>
+                    <w:p>
+                      <w:pPr>
+                        <w:spacing w:after="0" w:line="240" w:lineRule="auto"/>
+                        <w:jc w:val="both"/>
+                        <w:rPr>
+                          <w:sz w:val="48"/>
+                          <w:szCs w:val="52"/>
+                        </w:rPr>
+                      </w:pPr>
+                    </w:p>
+                  </w:txbxContent>
+                </v:textbox>
+                <w10:wrap anchorx="margin"/>
+              </v:shape>
+            </w:pict>
+          </mc:Fallback>
+        </mc:AlternateContent>
+      </w:r>
+    </w:p>
+    <w:p>
+      <w:pPr>
+        <w:spacing w:after="0"/>
+        <w:ind w:right="17269"/>
+        <w:rPr>
+          <w:lang w:val="en-US"/>
+        </w:rPr>
+      </w:pPr>
+    </w:p>
+    <w:p>
+      <w:pPr>
+        <w:spacing w:after="0"/>
+        <w:ind w:right="17269"/>
+        <w:rPr>
+          <w:lang w:val="en-US"/>
+        </w:rPr>
+      </w:pPr>
+    </w:p>
+    <w:p>
+      <w:pPr>
+        <w:spacing w:after="0"/>
+        <w:ind w:right="17269"/>
+        <w:rPr>
+          <w:lang w:val="en-US"/>
+        </w:rPr>
+      </w:pPr>
+    </w:p>
+    <w:p>
+      <w:pPr>
+        <w:spacing w:after="0"/>
+        <w:ind w:right="17269"/>
+        <w:rPr>
+          <w:lang w:val="en-US"/>
+        </w:rPr>
+      </w:pPr>
+    </w:p>
+    <w:p>
+      <w:pPr>
+        <w:spacing w:after="0"/>
+        <w:ind w:right="17269"/>
+        <w:rPr>
+          <w:lang w:val="en-US"/>
+        </w:rPr>
+      </w:pPr>
+    </w:p>
+    <w:p>
+      <w:pPr>
+        <w:spacing w:after="0"/>
+        <w:ind w:right="17269"/>
+        <w:rPr>
+          <w:lang w:val="en-US"/>
+        </w:rPr>
+      </w:pPr>
+    </w:p>
+    <w:p>
+      <w:pPr>
+        <w:spacing w:after="0"/>
+        <w:ind w:right="17269"/>
+        <w:rPr>
+          <w:lang w:val="en-US"/>
+        </w:rPr>
+      </w:pPr>
+    </w:p>
+    <w:p>
+      <w:pPr>
+        <w:spacing w:after="0"/>
+        <w:ind w:right="17269"/>
+        <w:rPr>
+          <w:lang w:val="en-US"/>
+        </w:rPr>
+      </w:pPr>
+    </w:p>
+    <w:p>
+      <w:pPr>
+        <w:spacing w:after="0"/>
+        <w:ind w:right="17269"/>
+        <w:rPr>
+          <w:lang w:val="en-US"/>
+        </w:rPr>
+      </w:pPr>
+    </w:p>
+    <w:p>
+      <w:pPr>
+        <w:spacing w:after="0"/>
+        <w:ind w:right="17269"/>
+        <w:rPr>
+          <w:lang w:val="en-US"/>
+        </w:rPr>
+      </w:pPr>
+    </w:p>
+    <w:p>
+      <w:pPr>
+        <w:spacing w:after="0"/>
+        <w:ind w:right="17269"/>
+        <w:rPr>
+          <w:lang w:val="en-US"/>
+        </w:rPr>
+      </w:pPr>
+    </w:p>
+    <w:p>
+      <w:pPr>
+        <w:spacing w:after="0"/>
+        <w:ind w:right="17269"/>
+        <w:rPr>
+          <w:lang w:val="en-US"/>
+        </w:rPr>
+      </w:pPr>
+    </w:p>
+    <w:p>
+      <w:pPr>
+        <w:spacing w:after="0"/>
+        <w:ind w:right="17269"/>
+        <w:rPr>
+          <w:lang w:val="en-US"/>
+        </w:rPr>
+      </w:pPr>
+    </w:p>
+    <w:p>
+      <w:pPr>
+        <w:spacing w:after="0"/>
+        <w:ind w:right="17269"/>
+        <w:rPr>
+          <w:lang w:val="en-US"/>
+        </w:rPr>
+      </w:pPr>
+    </w:p>
+    <w:p>
+      <w:pPr>
+        <w:spacing w:after="0"/>
+        <w:ind w:right="17269"/>
+        <w:rPr>
+          <w:lang w:val="en-US"/>
+        </w:rPr>
+      </w:pPr>
+    </w:p>
+    <w:p>
+      <w:pPr>
+        <w:spacing w:after="0"/>
+        <w:ind w:right="17269"/>
+        <w:rPr>
+          <w:lang w:val="en-US"/>
+        </w:rPr>
+      </w:pPr>
+    </w:p>
+    <w:p>
+      <w:pPr>
+        <w:spacing w:after="0"/>
+        <w:ind w:right="17269"/>
+        <w:rPr>
+          <w:lang w:val="en-US"/>
+        </w:rPr>
+      </w:pPr>
+    </w:p>
+    <w:p>
+      <w:pPr>
+        <w:spacing w:after="0"/>
+        <w:ind w:right="17269"/>
+        <w:rPr>
+          <w:lang w:val="en-US"/>
+        </w:rPr>
+      </w:pPr>
+    </w:p>
+    <w:p>
+      <w:pPr>
+        <w:spacing w:after="0"/>
+        <w:ind w:right="17269"/>
+        <w:rPr>
+          <w:lang w:val="en-US"/>
+        </w:rPr>
+      </w:pPr>
+    </w:p>
+    <w:p>
+      <w:pPr>
+        <w:spacing w:after="0"/>
+        <w:ind w:right="17269"/>
+        <w:rPr>
+          <w:lang w:val="en-US"/>
+        </w:rPr>
+      </w:pPr>
+    </w:p>
+    <w:p>
+      <w:pPr>
+        <w:spacing w:after="0"/>
+        <w:ind w:right="17269"/>
+        <w:rPr>
+          <w:lang w:val="en-US"/>
+        </w:rPr>
+      </w:pPr>
+    </w:p>
+    <w:p>
+      <w:pPr>
+        <w:spacing w:after="0"/>
+        <w:ind w:right="17269"/>
+        <w:rPr>
+          <w:lang w:val="en-US"/>
+        </w:rPr>
+      </w:pPr>
+    </w:p>
+    <w:p>
+      <w:pPr>
+        <w:spacing w:after="0"/>
+        <w:ind w:right="17269"/>
+        <w:rPr>
+          <w:lang w:val="en-US"/>
+        </w:rPr>
+      </w:pPr>
+    </w:p>
+    <w:p>
+      <w:pPr>
+        <w:spacing w:after="0"/>
+        <w:ind w:right="17269"/>
+        <w:rPr>
+          <w:lang w:val="en-US"/>
+        </w:rPr>
+      </w:pPr>
+    </w:p>
+    <w:p>
+      <w:pPr>
+        <w:spacing w:after="0"/>
+        <w:ind w:right="17269"/>
+        <w:rPr>
+          <w:lang w:val="en-US"/>
+        </w:rPr>
+      </w:pPr>
+    </w:p>
+    <w:p>
+      <w:pPr>
+        <w:spacing w:after="0"/>
+        <w:ind w:right="17269"/>
+        <w:rPr>
+          <w:lang w:val="en-US"/>
+        </w:rPr>
+      </w:pPr>
+    </w:p>
+    <w:p>
+      <w:pPr>
+        <w:spacing w:after="0"/>
+        <w:ind w:right="17269"/>
+        <w:rPr>
+          <w:lang w:val="en-US"/>
+        </w:rPr>
+      </w:pPr>
+    </w:p>
+    <w:p>
+      <w:pPr>
+        <w:spacing w:after="0"/>
+        <w:ind w:right="17269"/>
+        <w:rPr>
+          <w:lang w:val="en-US"/>
+        </w:rPr>
+      </w:pPr>
+    </w:p>
+    <w:p>
+      <w:pPr>
+        <w:spacing w:after="0"/>
+        <w:ind w:right="17269"/>
+        <w:rPr>
+          <w:lang w:val="en-US"/>
+        </w:rPr>
+      </w:pPr>
+    </w:p>
+    <w:p>
+      <w:pPr>
+        <w:spacing w:after="0"/>
+        <w:ind w:right="17269"/>
+        <w:rPr>
+          <w:lang w:val="en-US"/>
+        </w:rPr>
+      </w:pPr>
+    </w:p>
+    <w:p>
+      <w:pPr>
+        <w:spacing w:after="0"/>
+        <w:ind w:right="17269"/>
+        <w:rPr>
+          <w:lang w:val="en-US"/>
+        </w:rPr>
+      </w:pPr>
+    </w:p>
+    <w:p>
+      <w:pPr>
+        <w:spacing w:after="0"/>
+        <w:ind w:right="17269"/>
+        <w:rPr>
+          <w:lang w:val="en-US"/>
+        </w:rPr>
+      </w:pPr>
+    </w:p>
+    <w:p>
+      <w:pPr>
+        <w:spacing w:after="0"/>
+        <w:ind w:right="17269"/>
+        <w:rPr>
+          <w:lang w:val="en-US"/>
+        </w:rPr>
+      </w:pPr>
+    </w:p>
+    <w:p>
+      <w:pPr>
+        <w:spacing w:after="0"/>
+        <w:ind w:right="17269"/>
+        <w:rPr>
+          <w:lang w:val="en-US"/>
+        </w:rPr>
+      </w:pPr>
+    </w:p>
+    <w:p>
+      <w:pPr>
+        <w:spacing w:after="0"/>
+        <w:ind w:right="17269"/>
+        <w:rPr>
+          <w:lang w:val="en-US"/>
+        </w:rPr>
+      </w:pPr>
+      <w:r>
+        <w:rPr>
+          <w:noProof/>
+        </w:rPr>
+        <w:lastRenderedPageBreak/>
+        <mc:AlternateContent>
+          <mc:Choice Requires="wps">
+            <w:drawing>
               <wp:anchor distT="45720" distB="45720" distL="114300" distR="114300" simplePos="0" relativeHeight="251983872" behindDoc="0" locked="0" layoutInCell="1" allowOverlap="1" wp14:anchorId="3664B32B" wp14:editId="503A3949">
                 <wp:simplePos x="0" y="0"/>
                 <wp:positionH relativeFrom="margin">
@@ -15340,7 +17004,25 @@
                                 <w:sz w:val="48"/>
                                 <w:szCs w:val="52"/>
                               </w:rPr>
-                              <w:t>Actividad: Mi Tarjeta de Presentación Digital</w:t>
+                              <w:t>Configuración de repositorio inicial</w:t>
+                            </w:r>
+                            <w:r>
+                              <w:rPr>
+                                <w:b/>
+                                <w:bCs/>
+                                <w:sz w:val="48"/>
+                                <w:szCs w:val="52"/>
+                              </w:rPr>
+                              <w:t xml:space="preserve"> -</w:t>
+                            </w:r>
+                            <w:r>
+                              <w:rPr>
+                                <w:b/>
+                                <w:bCs/>
+                                <w:sz w:val="48"/>
+                                <w:szCs w:val="52"/>
+                              </w:rPr>
+                              <w:t xml:space="preserve"> Portafolio Web</w:t>
                             </w:r>
                           </w:p>
                           <w:p>
@@ -15360,6 +17042,90 @@
                               <w:spacing w:after="0" w:line="240" w:lineRule="auto"/>
                               <w:jc w:val="both"/>
                               <w:rPr>
+                                <w:b/>
+                                <w:bCs/>
+                                <w:sz w:val="40"/>
+                                <w:szCs w:val="44"/>
+                              </w:rPr>
+                            </w:pPr>
+                            <w:r>
+                              <w:rPr>
+                                <w:b/>
+                                <w:bCs/>
+                                <w:sz w:val="40"/>
+                                <w:szCs w:val="44"/>
+                              </w:rPr>
+                              <w:t>Ticket de Jira: PROY-002</w:t>
+                            </w:r>
+                            <w:r>
+                              <w:rPr>
+                                <w:sz w:val="40"/>
+                                <w:szCs w:val="44"/>
+                              </w:rPr>
+                              <w:t xml:space="preserve"> </w:t>
+                            </w:r>
+                          </w:p>
+                          <w:p>
+                            <w:pPr>
+                              <w:spacing w:after="0" w:line="240" w:lineRule="auto"/>
+                              <w:jc w:val="both"/>
+                              <w:rPr>
+                                <w:sz w:val="40"/>
+                                <w:szCs w:val="44"/>
+                              </w:rPr>
+                            </w:pPr>
+                            <w:r>
+                              <w:rPr>
+                                <w:b/>
+                                <w:bCs/>
+                                <w:sz w:val="40"/>
+                                <w:szCs w:val="44"/>
+                              </w:rPr>
+                              <w:t>Descripción:</w:t>
+                            </w:r>
+                            <w:r>
+                              <w:rPr>
+                                <w:sz w:val="40"/>
+                                <w:szCs w:val="44"/>
+                              </w:rPr>
+                              <w:t xml:space="preserve"> Como iniciativa para el </w:t>
+                            </w:r>
+                            <w:r>
+                              <w:rPr>
+                                <w:sz w:val="40"/>
+                                <w:szCs w:val="44"/>
+                              </w:rPr>
+                              <w:t>ejercicio</w:t>
+                            </w:r>
+                            <w:r>
+                              <w:rPr>
+                                <w:sz w:val="40"/>
+                                <w:szCs w:val="44"/>
+                              </w:rPr>
+                              <w:t xml:space="preserve">, el cliente requiere la creación de un repositorio local base de </w:t>
+                            </w:r>
+                            <w:proofErr w:type="spellStart"/>
+                            <w:r>
+                              <w:rPr>
+                                <w:sz w:val="40"/>
+                                <w:szCs w:val="44"/>
+                              </w:rPr>
+                              <w:t>React</w:t>
+                            </w:r>
+                            <w:proofErr w:type="spellEnd"/>
+                            <w:r>
+                              <w:rPr>
+                                <w:sz w:val="40"/>
+                                <w:szCs w:val="44"/>
+                              </w:rPr>
+                              <w:t xml:space="preserve"> donde posteriormente se construirá un portafolio profesional. </w:t>
+                            </w:r>
+                          </w:p>
+                          <w:p>
+                            <w:pPr>
+                              <w:spacing w:after="0" w:line="240" w:lineRule="auto"/>
+                              <w:jc w:val="both"/>
+                              <w:rPr>
                                 <w:sz w:val="40"/>
                                 <w:szCs w:val="44"/>
                               </w:rPr>
@@ -15378,7 +17144,7 @@
                             <w:pPr>
                               <w:numPr>
                                 <w:ilvl w:val="0"/>
-                                <w:numId w:val="12"/>
+                                <w:numId w:val="16"/>
                               </w:numPr>
                               <w:spacing w:after="0" w:line="240" w:lineRule="auto"/>
                               <w:jc w:val="both"/>
@@ -15392,14 +17158,14 @@
                                 <w:sz w:val="40"/>
                                 <w:szCs w:val="44"/>
                               </w:rPr>
-                              <w:t>Utilizando el proyecto limpio de la práctica anterior.</w:t>
+                              <w:t>Abre tu terminal y ubícate en la carpeta donde guardas tus trabajos.</w:t>
                             </w:r>
                           </w:p>
                           <w:p>
                             <w:pPr>
                               <w:numPr>
                                 <w:ilvl w:val="0"/>
-                                <w:numId w:val="12"/>
+                                <w:numId w:val="16"/>
                               </w:numPr>
                               <w:spacing w:after="0" w:line="240" w:lineRule="auto"/>
                               <w:jc w:val="both"/>
@@ -15413,7 +17179,7 @@
                                 <w:sz w:val="40"/>
                                 <w:szCs w:val="44"/>
                               </w:rPr>
-                              <w:t xml:space="preserve">Crea una estructura HTML dentro del </w:t>
+                              <w:t xml:space="preserve">Utiliza Vite para crear un proyecto nuevo llamado mi-portafolio usando la plantilla de </w:t>
                             </w:r>
                             <w:proofErr w:type="spellStart"/>
                             <w:r>
@@ -15421,7 +17187,7 @@
                                 <w:sz w:val="40"/>
                                 <w:szCs w:val="44"/>
                               </w:rPr>
-                              <w:t>return</w:t>
+                              <w:t>React</w:t>
                             </w:r>
                             <w:proofErr w:type="spellEnd"/>
                             <w:r>
@@ -15429,30 +17195,14 @@
                                 <w:sz w:val="40"/>
                                 <w:szCs w:val="44"/>
                               </w:rPr>
-                              <w:t xml:space="preserve"> de </w:t>
-                            </w:r>
-                            <w:proofErr w:type="spellStart"/>
-                            <w:r>
-                              <w:rPr>
-                                <w:sz w:val="40"/>
-                                <w:szCs w:val="44"/>
-                              </w:rPr>
-                              <w:t>App.jsx</w:t>
-                            </w:r>
-                            <w:proofErr w:type="spellEnd"/>
-                            <w:r>
-                              <w:rPr>
-                                <w:sz w:val="40"/>
-                                <w:szCs w:val="44"/>
-                              </w:rPr>
-                              <w:t xml:space="preserve"> que represente una tarjeta de presentación.</w:t>
+                              <w:t>.</w:t>
                             </w:r>
                           </w:p>
                           <w:p>
                             <w:pPr>
                               <w:numPr>
                                 <w:ilvl w:val="0"/>
-                                <w:numId w:val="12"/>
+                                <w:numId w:val="16"/>
                               </w:numPr>
                               <w:spacing w:after="0" w:line="240" w:lineRule="auto"/>
                               <w:jc w:val="both"/>
@@ -15466,14 +17216,88 @@
                                 <w:sz w:val="40"/>
                                 <w:szCs w:val="44"/>
                               </w:rPr>
-                              <w:t>Debe contener obligatoriamente:</w:t>
+                              <w:t>Instala las dependencias necesarias.</w:t>
+                            </w:r>
+                          </w:p>
+                          <w:p>
+                            <w:pPr>
+                              <w:numPr>
+                                <w:ilvl w:val="0"/>
+                                <w:numId w:val="16"/>
+                              </w:numPr>
+                              <w:spacing w:after="0" w:line="240" w:lineRule="auto"/>
+                              <w:jc w:val="both"/>
+                              <w:rPr>
+                                <w:sz w:val="40"/>
+                                <w:szCs w:val="44"/>
+                              </w:rPr>
+                            </w:pPr>
+                            <w:r>
+                              <w:rPr>
+                                <w:sz w:val="40"/>
+                                <w:szCs w:val="44"/>
+                              </w:rPr>
+                              <w:t xml:space="preserve">Modifica el archivo </w:t>
+                            </w:r>
+                            <w:proofErr w:type="spellStart"/>
+                            <w:r>
+                              <w:rPr>
+                                <w:sz w:val="40"/>
+                                <w:szCs w:val="44"/>
+                              </w:rPr>
+                              <w:t>src</w:t>
+                            </w:r>
+                            <w:proofErr w:type="spellEnd"/>
+                            <w:r>
+                              <w:rPr>
+                                <w:sz w:val="40"/>
+                                <w:szCs w:val="44"/>
+                              </w:rPr>
+                              <w:t>/</w:t>
+                            </w:r>
+                            <w:proofErr w:type="spellStart"/>
+                            <w:r>
+                              <w:rPr>
+                                <w:sz w:val="40"/>
+                                <w:szCs w:val="44"/>
+                              </w:rPr>
+                              <w:t>App.jsx</w:t>
+                            </w:r>
+                            <w:proofErr w:type="spellEnd"/>
+                            <w:r>
+                              <w:rPr>
+                                <w:sz w:val="40"/>
+                                <w:szCs w:val="44"/>
+                              </w:rPr>
+                              <w:t xml:space="preserve"> limpiando el código predeterminado.</w:t>
+                            </w:r>
+                          </w:p>
+                          <w:p>
+                            <w:pPr>
+                              <w:numPr>
+                                <w:ilvl w:val="0"/>
+                                <w:numId w:val="16"/>
+                              </w:numPr>
+                              <w:spacing w:after="0" w:line="240" w:lineRule="auto"/>
+                              <w:jc w:val="both"/>
+                              <w:rPr>
+                                <w:sz w:val="40"/>
+                                <w:szCs w:val="44"/>
+                              </w:rPr>
+                            </w:pPr>
+                            <w:r>
+                              <w:rPr>
+                                <w:sz w:val="40"/>
+                                <w:szCs w:val="44"/>
+                              </w:rPr>
+                              <w:t>Construye una estructura básica que contenga:</w:t>
                             </w:r>
                           </w:p>
                           <w:p>
                             <w:pPr>
                               <w:numPr>
                                 <w:ilvl w:val="1"/>
-                                <w:numId w:val="12"/>
+                                <w:numId w:val="16"/>
                               </w:numPr>
                               <w:spacing w:after="0" w:line="240" w:lineRule="auto"/>
                               <w:jc w:val="both"/>
@@ -15487,14 +17311,14 @@
                                 <w:sz w:val="40"/>
                                 <w:szCs w:val="44"/>
                               </w:rPr>
-                              <w:t>Un h1 con tu nombre completo.</w:t>
+                              <w:t>Un título principal con tu nombre.</w:t>
                             </w:r>
                           </w:p>
                           <w:p>
                             <w:pPr>
                               <w:numPr>
                                 <w:ilvl w:val="1"/>
-                                <w:numId w:val="12"/>
+                                <w:numId w:val="16"/>
                               </w:numPr>
                               <w:spacing w:after="0" w:line="240" w:lineRule="auto"/>
                               <w:jc w:val="both"/>
@@ -15508,14 +17332,14 @@
                                 <w:sz w:val="40"/>
                                 <w:szCs w:val="44"/>
                               </w:rPr>
-                              <w:t>Un h2 o h3 con tu rol (ej. "Estudiante de Desarrollo Web").</w:t>
+                              <w:t>Un subtítulo (etiqueta &lt;h2&gt;) que diga "Desarrollador de Software en formación".</w:t>
                             </w:r>
                           </w:p>
                           <w:p>
                             <w:pPr>
                               <w:numPr>
                                 <w:ilvl w:val="1"/>
-                                <w:numId w:val="12"/>
+                                <w:numId w:val="16"/>
                               </w:numPr>
                               <w:spacing w:after="0" w:line="240" w:lineRule="auto"/>
                               <w:jc w:val="both"/>
@@ -15529,14 +17353,46 @@
                                 <w:sz w:val="40"/>
                                 <w:szCs w:val="44"/>
                               </w:rPr>
-                              <w:t>Un párrafo p breve describiendo tu expectativa de este curso.</w:t>
+                              <w:t>Una lista (&lt;</w:t>
+                            </w:r>
+                            <w:proofErr w:type="spellStart"/>
+                            <w:r>
+                              <w:rPr>
+                                <w:sz w:val="40"/>
+                                <w:szCs w:val="44"/>
+                              </w:rPr>
+                              <w:t>ul</w:t>
+                            </w:r>
+                            <w:proofErr w:type="spellEnd"/>
+                            <w:r>
+                              <w:rPr>
+                                <w:sz w:val="40"/>
+                                <w:szCs w:val="44"/>
+                              </w:rPr>
+                              <w:t>&gt; y &lt;</w:t>
+                            </w:r>
+                            <w:proofErr w:type="spellStart"/>
+                            <w:r>
+                              <w:rPr>
+                                <w:sz w:val="40"/>
+                                <w:szCs w:val="44"/>
+                              </w:rPr>
+                              <w:t>li</w:t>
+                            </w:r>
+                            <w:proofErr w:type="spellEnd"/>
+                            <w:r>
+                              <w:rPr>
+                                <w:sz w:val="40"/>
+                                <w:szCs w:val="44"/>
+                              </w:rPr>
+                              <w:t>&gt;) con 3 tecnologías que esperas aprender en este curso.</w:t>
                             </w:r>
                           </w:p>
                           <w:p>
                             <w:pPr>
                               <w:numPr>
-                                <w:ilvl w:val="1"/>
-                                <w:numId w:val="12"/>
+                                <w:ilvl w:val="0"/>
+                                <w:numId w:val="16"/>
                               </w:numPr>
                               <w:spacing w:after="0" w:line="240" w:lineRule="auto"/>
                               <w:jc w:val="both"/>
@@ -15550,149 +17406,7 @@
                                 <w:sz w:val="40"/>
                                 <w:szCs w:val="44"/>
                               </w:rPr>
-                              <w:t xml:space="preserve">Una lista desordenada </w:t>
-                            </w:r>
-                            <w:proofErr w:type="spellStart"/>
-                            <w:r>
-                              <w:rPr>
-                                <w:sz w:val="40"/>
-                                <w:szCs w:val="44"/>
-                              </w:rPr>
-                              <w:t>ul</w:t>
-                            </w:r>
-                            <w:proofErr w:type="spellEnd"/>
-                            <w:r>
-                              <w:rPr>
-                                <w:sz w:val="40"/>
-                                <w:szCs w:val="44"/>
-                              </w:rPr>
-                              <w:t xml:space="preserve"> con 3 de tus hobbies.</w:t>
-                            </w:r>
-                          </w:p>
-                          <w:p>
-                            <w:pPr>
-                              <w:numPr>
-                                <w:ilvl w:val="1"/>
-                                <w:numId w:val="12"/>
-                              </w:numPr>
-                              <w:spacing w:after="0" w:line="240" w:lineRule="auto"/>
-                              <w:jc w:val="both"/>
-                              <w:rPr>
-                                <w:sz w:val="40"/>
-                                <w:szCs w:val="44"/>
-                              </w:rPr>
-                            </w:pPr>
-                            <w:r>
-                              <w:rPr>
-                                <w:sz w:val="40"/>
-                                <w:szCs w:val="44"/>
-                              </w:rPr>
-                              <w:t>(Opcional/Reto) Intenta buscar una imagen en internet y usar la etiqueta &lt;</w:t>
-                            </w:r>
-                            <w:proofErr w:type="spellStart"/>
-                            <w:r>
-                              <w:rPr>
-                                <w:sz w:val="40"/>
-                                <w:szCs w:val="44"/>
-                              </w:rPr>
-                              <w:t>img</w:t>
-                            </w:r>
-                            <w:proofErr w:type="spellEnd"/>
-                            <w:r>
-                              <w:rPr>
-                                <w:sz w:val="40"/>
-                                <w:szCs w:val="44"/>
-                              </w:rPr>
-                              <w:t xml:space="preserve">&gt;. </w:t>
-                            </w:r>
-                            <w:r>
-                              <w:rPr>
-                                <w:i/>
-                                <w:iCs/>
-                                <w:sz w:val="40"/>
-                                <w:szCs w:val="44"/>
-                              </w:rPr>
-                              <w:t xml:space="preserve">Pista: En </w:t>
-                            </w:r>
-                            <w:proofErr w:type="spellStart"/>
-                            <w:r>
-                              <w:rPr>
-                                <w:i/>
-                                <w:iCs/>
-                                <w:sz w:val="40"/>
-                                <w:szCs w:val="44"/>
-                              </w:rPr>
-                              <w:t>React</w:t>
-                            </w:r>
-                            <w:proofErr w:type="spellEnd"/>
-                            <w:r>
-                              <w:rPr>
-                                <w:i/>
-                                <w:iCs/>
-                                <w:sz w:val="40"/>
-                                <w:szCs w:val="44"/>
-                              </w:rPr>
-                              <w:t xml:space="preserve">, las etiquetas vacías deben cerrarse siempre, </w:t>
-                            </w:r>
-                            <w:proofErr w:type="spellStart"/>
-                            <w:r>
-                              <w:rPr>
-                                <w:i/>
-                                <w:iCs/>
-                                <w:sz w:val="40"/>
-                                <w:szCs w:val="44"/>
-                              </w:rPr>
-                              <w:t>ej</w:t>
-                            </w:r>
-                            <w:proofErr w:type="spellEnd"/>
-                            <w:r>
-                              <w:rPr>
-                                <w:i/>
-                                <w:iCs/>
-                                <w:sz w:val="40"/>
-                                <w:szCs w:val="44"/>
-                              </w:rPr>
-                              <w:t>: &lt;</w:t>
-                            </w:r>
-                            <w:proofErr w:type="spellStart"/>
-                            <w:r>
-                              <w:rPr>
-                                <w:i/>
-                                <w:iCs/>
-                                <w:sz w:val="40"/>
-                                <w:szCs w:val="44"/>
-                              </w:rPr>
-                              <w:t>img</w:t>
-                            </w:r>
-                            <w:proofErr w:type="spellEnd"/>
-                            <w:r>
-                              <w:rPr>
-                                <w:i/>
-                                <w:iCs/>
-                                <w:sz w:val="40"/>
-                                <w:szCs w:val="44"/>
-                              </w:rPr>
-                              <w:t xml:space="preserve"> </w:t>
-                            </w:r>
-                            <w:proofErr w:type="spellStart"/>
-                            <w:r>
-                              <w:rPr>
-                                <w:i/>
-                                <w:iCs/>
-                                <w:sz w:val="40"/>
-                                <w:szCs w:val="44"/>
-                              </w:rPr>
-                              <w:t>src</w:t>
-                            </w:r>
-                            <w:proofErr w:type="spellEnd"/>
-                            <w:r>
-                              <w:rPr>
-                                <w:i/>
-                                <w:iCs/>
-                                <w:sz w:val="40"/>
-                                <w:szCs w:val="44"/>
-                              </w:rPr>
-                              <w:t>="..." /&gt;.</w:t>
+                              <w:t>Ejecuta el servidor y verifica el resultado.</w:t>
                             </w:r>
                           </w:p>
                           <w:p>
@@ -15712,37 +17426,25 @@
                               <w:spacing w:after="0" w:line="240" w:lineRule="auto"/>
                               <w:jc w:val="both"/>
                               <w:rPr>
+                                <w:sz w:val="40"/>
+                                <w:szCs w:val="44"/>
+                              </w:rPr>
+                            </w:pPr>
+                            <w:r>
+                              <w:rPr>
                                 <w:b/>
                                 <w:bCs/>
                                 <w:sz w:val="40"/>
                                 <w:szCs w:val="44"/>
                               </w:rPr>
-                            </w:pPr>
-                            <w:r>
-                              <w:rPr>
-                                <w:b/>
-                                <w:bCs/>
-                                <w:sz w:val="40"/>
-                                <w:szCs w:val="44"/>
-                              </w:rPr>
-                              <w:t>Criterios de Logro:</w:t>
-                            </w:r>
-                          </w:p>
-                          <w:p>
-                            <w:pPr>
-                              <w:spacing w:after="0" w:line="240" w:lineRule="auto"/>
-                              <w:jc w:val="both"/>
-                              <w:rPr>
-                                <w:sz w:val="40"/>
-                                <w:szCs w:val="44"/>
-                              </w:rPr>
-                            </w:pPr>
+                              <w:t>Criterios de logro esperados:</w:t>
+                            </w:r>
                           </w:p>
                           <w:p>
                             <w:pPr>
                               <w:numPr>
                                 <w:ilvl w:val="0"/>
-                                <w:numId w:val="13"/>
+                                <w:numId w:val="17"/>
                               </w:numPr>
                               <w:spacing w:after="0" w:line="240" w:lineRule="auto"/>
                               <w:jc w:val="both"/>
@@ -15756,14 +17458,14 @@
                                 <w:sz w:val="40"/>
                                 <w:szCs w:val="44"/>
                               </w:rPr>
-                              <w:t>La aplicación corre sin errores en la consola (terminal sin rojo, consola del navegador limpia).</w:t>
+                              <w:t>El proyecto arranca exitosamente en localhost sin errores de consola.</w:t>
                             </w:r>
                           </w:p>
                           <w:p>
                             <w:pPr>
                               <w:numPr>
                                 <w:ilvl w:val="0"/>
-                                <w:numId w:val="13"/>
+                                <w:numId w:val="17"/>
                               </w:numPr>
                               <w:spacing w:after="0" w:line="240" w:lineRule="auto"/>
                               <w:jc w:val="both"/>
@@ -15777,14 +17479,14 @@
                                 <w:sz w:val="40"/>
                                 <w:szCs w:val="44"/>
                               </w:rPr>
-                              <w:t>El contenido es visible en el navegador.</w:t>
+                              <w:t>La interfaz muestra los datos solicitados sin el contador o logos por defecto de Vite.</w:t>
                             </w:r>
                           </w:p>
                           <w:p>
                             <w:pPr>
                               <w:numPr>
                                 <w:ilvl w:val="0"/>
-                                <w:numId w:val="13"/>
+                                <w:numId w:val="17"/>
                               </w:numPr>
                               <w:spacing w:after="0" w:line="240" w:lineRule="auto"/>
                               <w:jc w:val="both"/>
@@ -15798,44 +17500,7 @@
                                 <w:sz w:val="40"/>
                                 <w:szCs w:val="44"/>
                               </w:rPr>
-                              <w:t xml:space="preserve">El código tiene una estructura de </w:t>
-                            </w:r>
-                            <w:proofErr w:type="spellStart"/>
-                            <w:r>
-                              <w:rPr>
-                                <w:sz w:val="40"/>
-                                <w:szCs w:val="44"/>
-                              </w:rPr>
-                              <w:t>identación</w:t>
-                            </w:r>
-                            <w:proofErr w:type="spellEnd"/>
-                            <w:r>
-                              <w:rPr>
-                                <w:sz w:val="40"/>
-                                <w:szCs w:val="44"/>
-                              </w:rPr>
-                              <w:t xml:space="preserve"> legible.</w:t>
-                            </w:r>
-                          </w:p>
-                          <w:p>
-                            <w:pPr>
-                              <w:numPr>
-                                <w:ilvl w:val="0"/>
-                                <w:numId w:val="13"/>
-                              </w:numPr>
-                              <w:spacing w:after="0" w:line="240" w:lineRule="auto"/>
-                              <w:jc w:val="both"/>
-                              <w:rPr>
-                                <w:sz w:val="40"/>
-                                <w:szCs w:val="44"/>
-                              </w:rPr>
-                            </w:pPr>
-                            <w:r>
-                              <w:rPr>
-                                <w:sz w:val="40"/>
-                                <w:szCs w:val="44"/>
-                              </w:rPr>
-                              <w:t>Se eliminó el código basura del ejemplo inicial de Vite.</w:t>
+                              <w:t>El estudiante documentó (captura de pantalla) el estado final de la interfaz.</w:t>
                             </w:r>
                           </w:p>
                           <w:p>
@@ -15889,7 +17554,7 @@
           </mc:Choice>
           <mc:Fallback>
             <w:pict>
-              <v:shape w14:anchorId="3664B32B" id="_x0000_s1040" type="#_x0000_t202" style="position:absolute;margin-left:0;margin-top:3.6pt;width:862.7pt;height:535.5pt;z-index:251983872;visibility:visible;mso-wrap-style:square;mso-width-percent:0;mso-height-percent:0;mso-wrap-distance-left:9pt;mso-wrap-distance-top:3.6pt;mso-wrap-distance-right:9pt;mso-wrap-distance-bottom:3.6pt;mso-position-horizontal:absolute;mso-position-horizontal-relative:margin;mso-position-vertical:absolute;mso-position-vertical-relative:text;mso-width-percent:0;mso-height-percent:0;mso-width-relative:margin;mso-height-relative:margin;v-text-anchor:top" o:gfxdata="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" filled="f" stroked="f">
+              <v:shape w14:anchorId="3664B32B" id="_x0000_s1041" type="#_x0000_t202" style="position:absolute;margin-left:0;margin-top:3.6pt;width:862.7pt;height:535.5pt;z-index:251983872;visibility:visible;mso-wrap-style:square;mso-width-percent:0;mso-height-percent:0;mso-wrap-distance-left:9pt;mso-wrap-distance-top:3.6pt;mso-wrap-distance-right:9pt;mso-wrap-distance-bottom:3.6pt;mso-position-horizontal:absolute;mso-position-horizontal-relative:margin;mso-position-vertical:absolute;mso-position-vertical-relative:text;mso-width-percent:0;mso-height-percent:0;mso-width-relative:margin;mso-height-relative:margin;v-text-anchor:top" o:gfxdata="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" filled="f" stroked="f">
                 <v:textbox>
                   <w:txbxContent>
                     <w:p>
@@ -15928,7 +17593,25 @@
                           <w:sz w:val="48"/>
                           <w:szCs w:val="52"/>
                         </w:rPr>
-                        <w:t>Actividad: Mi Tarjeta de Presentación Digital</w:t>
+                        <w:t>Configuración de repositorio inicial</w:t>
+                      </w:r>
+                      <w:r>
+                        <w:rPr>
+                          <w:b/>
+                          <w:bCs/>
+                          <w:sz w:val="48"/>
+                          <w:szCs w:val="52"/>
+                        </w:rPr>
+                        <w:t xml:space="preserve"> -</w:t>
+                      </w:r>
+                      <w:r>
+                        <w:rPr>
+                          <w:b/>
+                          <w:bCs/>
+                          <w:sz w:val="48"/>
+                          <w:szCs w:val="52"/>
+                        </w:rPr>
+                        <w:t xml:space="preserve"> Portafolio Web</w:t>
                       </w:r>
                     </w:p>
                     <w:p>
@@ -15948,6 +17631,90 @@
                         <w:spacing w:after="0" w:line="240" w:lineRule="auto"/>
                         <w:jc w:val="both"/>
                         <w:rPr>
+                          <w:b/>
+                          <w:bCs/>
+                          <w:sz w:val="40"/>
+                          <w:szCs w:val="44"/>
+                        </w:rPr>
+                      </w:pPr>
+                      <w:r>
+                        <w:rPr>
+                          <w:b/>
+                          <w:bCs/>
+                          <w:sz w:val="40"/>
+                          <w:szCs w:val="44"/>
+                        </w:rPr>
+                        <w:t>Ticket de Jira: PROY-002</w:t>
+                      </w:r>
+                      <w:r>
+                        <w:rPr>
+                          <w:sz w:val="40"/>
+                          <w:szCs w:val="44"/>
+                        </w:rPr>
+                        <w:t xml:space="preserve"> </w:t>
+                      </w:r>
+                    </w:p>
+                    <w:p>
+                      <w:pPr>
+                        <w:spacing w:after="0" w:line="240" w:lineRule="auto"/>
+                        <w:jc w:val="both"/>
+                        <w:rPr>
+                          <w:sz w:val="40"/>
+                          <w:szCs w:val="44"/>
+                        </w:rPr>
+                      </w:pPr>
+                      <w:r>
+                        <w:rPr>
+                          <w:b/>
+                          <w:bCs/>
+                          <w:sz w:val="40"/>
+                          <w:szCs w:val="44"/>
+                        </w:rPr>
+                        <w:t>Descripción:</w:t>
+                      </w:r>
+                      <w:r>
+                        <w:rPr>
+                          <w:sz w:val="40"/>
+                          <w:szCs w:val="44"/>
+                        </w:rPr>
+                        <w:t xml:space="preserve"> Como iniciativa para el </w:t>
+                      </w:r>
+                      <w:r>
+                        <w:rPr>
+                          <w:sz w:val="40"/>
+                          <w:szCs w:val="44"/>
+                        </w:rPr>
+                        <w:t>ejercicio</w:t>
+                      </w:r>
+                      <w:r>
+                        <w:rPr>
+                          <w:sz w:val="40"/>
+                          <w:szCs w:val="44"/>
+                        </w:rPr>
+                        <w:t xml:space="preserve">, el cliente requiere la creación de un repositorio local base de </w:t>
+                      </w:r>
+                      <w:proofErr w:type="spellStart"/>
+                      <w:r>
+                        <w:rPr>
+                          <w:sz w:val="40"/>
+                          <w:szCs w:val="44"/>
+                        </w:rPr>
+                        <w:t>React</w:t>
+                      </w:r>
+                      <w:proofErr w:type="spellEnd"/>
+                      <w:r>
+                        <w:rPr>
+                          <w:sz w:val="40"/>
+                          <w:szCs w:val="44"/>
+                        </w:rPr>
+                        <w:t xml:space="preserve"> donde posteriormente se construirá un portafolio profesional. </w:t>
+                      </w:r>
+                    </w:p>
+                    <w:p>
+                      <w:pPr>
+                        <w:spacing w:after="0" w:line="240" w:lineRule="auto"/>
+                        <w:jc w:val="both"/>
+                        <w:rPr>
                           <w:sz w:val="40"/>
                           <w:szCs w:val="44"/>
                         </w:rPr>
@@ -15966,7 +17733,7 @@
                       <w:pPr>
                         <w:numPr>
                           <w:ilvl w:val="0"/>
-                          <w:numId w:val="12"/>
+                          <w:numId w:val="16"/>
                         </w:numPr>
                         <w:spacing w:after="0" w:line="240" w:lineRule="auto"/>
                         <w:jc w:val="both"/>
@@ -15980,14 +17747,14 @@
                           <w:sz w:val="40"/>
                           <w:szCs w:val="44"/>
                         </w:rPr>
-                        <w:t>Utilizando el proyecto limpio de la práctica anterior.</w:t>
+                        <w:t>Abre tu terminal y ubícate en la carpeta donde guardas tus trabajos.</w:t>
                       </w:r>
                     </w:p>
                     <w:p>
                       <w:pPr>
                         <w:numPr>
                           <w:ilvl w:val="0"/>
-                          <w:numId w:val="12"/>
+                          <w:numId w:val="16"/>
                         </w:numPr>
                         <w:spacing w:after="0" w:line="240" w:lineRule="auto"/>
                         <w:jc w:val="both"/>
@@ -16001,7 +17768,7 @@
                           <w:sz w:val="40"/>
                           <w:szCs w:val="44"/>
                         </w:rPr>
-                        <w:t xml:space="preserve">Crea una estructura HTML dentro del </w:t>
+                        <w:t xml:space="preserve">Utiliza Vite para crear un proyecto nuevo llamado mi-portafolio usando la plantilla de </w:t>
                       </w:r>
                       <w:proofErr w:type="spellStart"/>
                       <w:r>
@@ -16009,7 +17776,7 @@
                           <w:sz w:val="40"/>
                           <w:szCs w:val="44"/>
                         </w:rPr>
-                        <w:t>return</w:t>
+                        <w:t>React</w:t>
                       </w:r>
                       <w:proofErr w:type="spellEnd"/>
                       <w:r>
@@ -16017,30 +17784,14 @@
                           <w:sz w:val="40"/>
                           <w:szCs w:val="44"/>
                         </w:rPr>
-                        <w:t xml:space="preserve"> de </w:t>
-                      </w:r>
-                      <w:proofErr w:type="spellStart"/>
-                      <w:r>
-                        <w:rPr>
-                          <w:sz w:val="40"/>
-                          <w:szCs w:val="44"/>
-                        </w:rPr>
-                        <w:t>App.jsx</w:t>
-                      </w:r>
-                      <w:proofErr w:type="spellEnd"/>
-                      <w:r>
-                        <w:rPr>
-                          <w:sz w:val="40"/>
-                          <w:szCs w:val="44"/>
-                        </w:rPr>
-                        <w:t xml:space="preserve"> que represente una tarjeta de presentación.</w:t>
+                        <w:t>.</w:t>
                       </w:r>
                     </w:p>
                     <w:p>
                       <w:pPr>
                         <w:numPr>
                           <w:ilvl w:val="0"/>
-                          <w:numId w:val="12"/>
+                          <w:numId w:val="16"/>
                         </w:numPr>
                         <w:spacing w:after="0" w:line="240" w:lineRule="auto"/>
                         <w:jc w:val="both"/>
@@ -16054,14 +17805,88 @@
                           <w:sz w:val="40"/>
                           <w:szCs w:val="44"/>
                         </w:rPr>
-                        <w:t>Debe contener obligatoriamente:</w:t>
+                        <w:t>Instala las dependencias necesarias.</w:t>
+                      </w:r>
+                    </w:p>
+                    <w:p>
+                      <w:pPr>
+                        <w:numPr>
+                          <w:ilvl w:val="0"/>
+                          <w:numId w:val="16"/>
+                        </w:numPr>
+                        <w:spacing w:after="0" w:line="240" w:lineRule="auto"/>
+                        <w:jc w:val="both"/>
+                        <w:rPr>
+                          <w:sz w:val="40"/>
+                          <w:szCs w:val="44"/>
+                        </w:rPr>
+                      </w:pPr>
+                      <w:r>
+                        <w:rPr>
+                          <w:sz w:val="40"/>
+                          <w:szCs w:val="44"/>
+                        </w:rPr>
+                        <w:t xml:space="preserve">Modifica el archivo </w:t>
+                      </w:r>
+                      <w:proofErr w:type="spellStart"/>
+                      <w:r>
+                        <w:rPr>
+                          <w:sz w:val="40"/>
+                          <w:szCs w:val="44"/>
+                        </w:rPr>
+                        <w:t>src</w:t>
+                      </w:r>
+                      <w:proofErr w:type="spellEnd"/>
+                      <w:r>
+                        <w:rPr>
+                          <w:sz w:val="40"/>
+                          <w:szCs w:val="44"/>
+                        </w:rPr>
+                        <w:t>/</w:t>
+                      </w:r>
+                      <w:proofErr w:type="spellStart"/>
+                      <w:r>
+                        <w:rPr>
+                          <w:sz w:val="40"/>
+                          <w:szCs w:val="44"/>
+                        </w:rPr>
+                        <w:t>App.jsx</w:t>
+                      </w:r>
+                      <w:proofErr w:type="spellEnd"/>
+                      <w:r>
+                        <w:rPr>
+                          <w:sz w:val="40"/>
+                          <w:szCs w:val="44"/>
+                        </w:rPr>
+                        <w:t xml:space="preserve"> limpiando el código predeterminado.</w:t>
+                      </w:r>
+                    </w:p>
+                    <w:p>
+                      <w:pPr>
+                        <w:numPr>
+                          <w:ilvl w:val="0"/>
+                          <w:numId w:val="16"/>
+                        </w:numPr>
+                        <w:spacing w:after="0" w:line="240" w:lineRule="auto"/>
+                        <w:jc w:val="both"/>
+                        <w:rPr>
+                          <w:sz w:val="40"/>
+                          <w:szCs w:val="44"/>
+                        </w:rPr>
+                      </w:pPr>
+                      <w:r>
+                        <w:rPr>
+                          <w:sz w:val="40"/>
+                          <w:szCs w:val="44"/>
+                        </w:rPr>
+                        <w:t>Construye una estructura básica que contenga:</w:t>
                       </w:r>
                     </w:p>
                     <w:p>
                       <w:pPr>
                         <w:numPr>
                           <w:ilvl w:val="1"/>
-                          <w:numId w:val="12"/>
+                          <w:numId w:val="16"/>
                         </w:numPr>
                         <w:spacing w:after="0" w:line="240" w:lineRule="auto"/>
                         <w:jc w:val="both"/>
@@ -16075,14 +17900,14 @@
                           <w:sz w:val="40"/>
                           <w:szCs w:val="44"/>
                         </w:rPr>
-                        <w:t>Un h1 con tu nombre completo.</w:t>
+                        <w:t>Un título principal con tu nombre.</w:t>
                       </w:r>
                     </w:p>
                     <w:p>
                       <w:pPr>
                         <w:numPr>
                           <w:ilvl w:val="1"/>
-                          <w:numId w:val="12"/>
+                          <w:numId w:val="16"/>
                         </w:numPr>
                         <w:spacing w:after="0" w:line="240" w:lineRule="auto"/>
                         <w:jc w:val="both"/>
@@ -16096,14 +17921,14 @@
                           <w:sz w:val="40"/>
                           <w:szCs w:val="44"/>
                         </w:rPr>
-                        <w:t>Un h2 o h3 con tu rol (ej. "Estudiante de Desarrollo Web").</w:t>
+                        <w:t>Un subtítulo (etiqueta &lt;h2&gt;) que diga "Desarrollador de Software en formación".</w:t>
                       </w:r>
                     </w:p>
                     <w:p>
                       <w:pPr>
                         <w:numPr>
                           <w:ilvl w:val="1"/>
-                          <w:numId w:val="12"/>
+                          <w:numId w:val="16"/>
                         </w:numPr>
                         <w:spacing w:after="0" w:line="240" w:lineRule="auto"/>
                         <w:jc w:val="both"/>
@@ -16117,14 +17942,46 @@
                           <w:sz w:val="40"/>
                           <w:szCs w:val="44"/>
                         </w:rPr>
-                        <w:t>Un párrafo p breve describiendo tu expectativa de este curso.</w:t>
+                        <w:t>Una lista (&lt;</w:t>
+                      </w:r>
+                      <w:proofErr w:type="spellStart"/>
+                      <w:r>
+                        <w:rPr>
+                          <w:sz w:val="40"/>
+                          <w:szCs w:val="44"/>
+                        </w:rPr>
+                        <w:t>ul</w:t>
+                      </w:r>
+                      <w:proofErr w:type="spellEnd"/>
+                      <w:r>
+                        <w:rPr>
+                          <w:sz w:val="40"/>
+                          <w:szCs w:val="44"/>
+                        </w:rPr>
+                        <w:t>&gt; y &lt;</w:t>
+                      </w:r>
+                      <w:proofErr w:type="spellStart"/>
+                      <w:r>
+                        <w:rPr>
+                          <w:sz w:val="40"/>
+                          <w:szCs w:val="44"/>
+                        </w:rPr>
+                        <w:t>li</w:t>
+                      </w:r>
+                      <w:proofErr w:type="spellEnd"/>
+                      <w:r>
+                        <w:rPr>
+                          <w:sz w:val="40"/>
+                          <w:szCs w:val="44"/>
+                        </w:rPr>
+                        <w:t>&gt;) con 3 tecnologías que esperas aprender en este curso.</w:t>
                       </w:r>
                     </w:p>
                     <w:p>
                       <w:pPr>
                         <w:numPr>
-                          <w:ilvl w:val="1"/>
-                          <w:numId w:val="12"/>
+                          <w:ilvl w:val="0"/>
+                          <w:numId w:val="16"/>
                         </w:numPr>
                         <w:spacing w:after="0" w:line="240" w:lineRule="auto"/>
                         <w:jc w:val="both"/>
@@ -16138,149 +17995,7 @@
                           <w:sz w:val="40"/>
                           <w:szCs w:val="44"/>
                         </w:rPr>
-                        <w:t xml:space="preserve">Una lista desordenada </w:t>
-                      </w:r>
-                      <w:proofErr w:type="spellStart"/>
-                      <w:r>
-                        <w:rPr>
-                          <w:sz w:val="40"/>
-                          <w:szCs w:val="44"/>
-                        </w:rPr>
-                        <w:t>ul</w:t>
-                      </w:r>
-                      <w:proofErr w:type="spellEnd"/>
-                      <w:r>
-                        <w:rPr>
-                          <w:sz w:val="40"/>
-                          <w:szCs w:val="44"/>
-                        </w:rPr>
-                        <w:t xml:space="preserve"> con 3 de tus hobbies.</w:t>
-                      </w:r>
-                    </w:p>
-                    <w:p>
-                      <w:pPr>
-                        <w:numPr>
-                          <w:ilvl w:val="1"/>
-                          <w:numId w:val="12"/>
-                        </w:numPr>
-                        <w:spacing w:after="0" w:line="240" w:lineRule="auto"/>
-                        <w:jc w:val="both"/>
-                        <w:rPr>
-                          <w:sz w:val="40"/>
-                          <w:szCs w:val="44"/>
-                        </w:rPr>
-                      </w:pPr>
-                      <w:r>
-                        <w:rPr>
-                          <w:sz w:val="40"/>
-                          <w:szCs w:val="44"/>
-                        </w:rPr>
-                        <w:t>(Opcional/Reto) Intenta buscar una imagen en internet y usar la etiqueta &lt;</w:t>
-                      </w:r>
-                      <w:proofErr w:type="spellStart"/>
-                      <w:r>
-                        <w:rPr>
-                          <w:sz w:val="40"/>
-                          <w:szCs w:val="44"/>
-                        </w:rPr>
-                        <w:t>img</w:t>
-                      </w:r>
-                      <w:proofErr w:type="spellEnd"/>
-                      <w:r>
-                        <w:rPr>
-                          <w:sz w:val="40"/>
-                          <w:szCs w:val="44"/>
-                        </w:rPr>
-                        <w:t xml:space="preserve">&gt;. </w:t>
-                      </w:r>
-                      <w:r>
-                        <w:rPr>
-                          <w:i/>
-                          <w:iCs/>
-                          <w:sz w:val="40"/>
-                          <w:szCs w:val="44"/>
-                        </w:rPr>
-                        <w:t xml:space="preserve">Pista: En </w:t>
-                      </w:r>
-                      <w:proofErr w:type="spellStart"/>
-                      <w:r>
-                        <w:rPr>
-                          <w:i/>
-                          <w:iCs/>
-                          <w:sz w:val="40"/>
-                          <w:szCs w:val="44"/>
-                        </w:rPr>
-                        <w:t>React</w:t>
-                      </w:r>
-                      <w:proofErr w:type="spellEnd"/>
-                      <w:r>
-                        <w:rPr>
-                          <w:i/>
-                          <w:iCs/>
-                          <w:sz w:val="40"/>
-                          <w:szCs w:val="44"/>
-                        </w:rPr>
-                        <w:t xml:space="preserve">, las etiquetas vacías deben cerrarse siempre, </w:t>
-                      </w:r>
-                      <w:proofErr w:type="spellStart"/>
-                      <w:r>
-                        <w:rPr>
-                          <w:i/>
-                          <w:iCs/>
-                          <w:sz w:val="40"/>
-                          <w:szCs w:val="44"/>
-                        </w:rPr>
-                        <w:t>ej</w:t>
-                      </w:r>
-                      <w:proofErr w:type="spellEnd"/>
-                      <w:r>
-                        <w:rPr>
-                          <w:i/>
-                          <w:iCs/>
-                          <w:sz w:val="40"/>
-                          <w:szCs w:val="44"/>
-                        </w:rPr>
-                        <w:t>: &lt;</w:t>
-                      </w:r>
-                      <w:proofErr w:type="spellStart"/>
-                      <w:r>
-                        <w:rPr>
-                          <w:i/>
-                          <w:iCs/>
-                          <w:sz w:val="40"/>
-                          <w:szCs w:val="44"/>
-                        </w:rPr>
-                        <w:t>img</w:t>
-                      </w:r>
-                      <w:proofErr w:type="spellEnd"/>
-                      <w:r>
-                        <w:rPr>
-                          <w:i/>
-                          <w:iCs/>
-                          <w:sz w:val="40"/>
-                          <w:szCs w:val="44"/>
-                        </w:rPr>
-                        <w:t xml:space="preserve"> </w:t>
-                      </w:r>
-                      <w:proofErr w:type="spellStart"/>
-                      <w:r>
-                        <w:rPr>
-                          <w:i/>
-                          <w:iCs/>
-                          <w:sz w:val="40"/>
-                          <w:szCs w:val="44"/>
-                        </w:rPr>
-                        <w:t>src</w:t>
-                      </w:r>
-                      <w:proofErr w:type="spellEnd"/>
-                      <w:r>
-                        <w:rPr>
-                          <w:i/>
-                          <w:iCs/>
-                          <w:sz w:val="40"/>
-                          <w:szCs w:val="44"/>
-                        </w:rPr>
-                        <w:t>="..." /&gt;.</w:t>
+                        <w:t>Ejecuta el servidor y verifica el resultado.</w:t>
                       </w:r>
                     </w:p>
                     <w:p>
@@ -16300,37 +18015,25 @@
                         <w:spacing w:after="0" w:line="240" w:lineRule="auto"/>
                         <w:jc w:val="both"/>
                         <w:rPr>
+                          <w:sz w:val="40"/>
+                          <w:szCs w:val="44"/>
+                        </w:rPr>
+                      </w:pPr>
+                      <w:r>
+                        <w:rPr>
                           <w:b/>
                           <w:bCs/>
                           <w:sz w:val="40"/>
                           <w:szCs w:val="44"/>
                         </w:rPr>
-                      </w:pPr>
-                      <w:r>
-                        <w:rPr>
-                          <w:b/>
-                          <w:bCs/>
-                          <w:sz w:val="40"/>
-                          <w:szCs w:val="44"/>
-                        </w:rPr>
-                        <w:t>Criterios de Logro:</w:t>
-                      </w:r>
-                    </w:p>
-                    <w:p>
-                      <w:pPr>
-                        <w:spacing w:after="0" w:line="240" w:lineRule="auto"/>
-                        <w:jc w:val="both"/>
-                        <w:rPr>
-                          <w:sz w:val="40"/>
-                          <w:szCs w:val="44"/>
-                        </w:rPr>
-                      </w:pPr>
+                        <w:t>Criterios de logro esperados:</w:t>
+                      </w:r>
                     </w:p>
                     <w:p>
                       <w:pPr>
                         <w:numPr>
                           <w:ilvl w:val="0"/>
-                          <w:numId w:val="13"/>
+                          <w:numId w:val="17"/>
                         </w:numPr>
                         <w:spacing w:after="0" w:line="240" w:lineRule="auto"/>
                         <w:jc w:val="both"/>
@@ -16344,14 +18047,14 @@
                           <w:sz w:val="40"/>
                           <w:szCs w:val="44"/>
                         </w:rPr>
-                        <w:t>La aplicación corre sin errores en la consola (terminal sin rojo, consola del navegador limpia).</w:t>
+                        <w:t>El proyecto arranca exitosamente en localhost sin errores de consola.</w:t>
                       </w:r>
                     </w:p>
                     <w:p>
                       <w:pPr>
                         <w:numPr>
                           <w:ilvl w:val="0"/>
-                          <w:numId w:val="13"/>
+                          <w:numId w:val="17"/>
                         </w:numPr>
                         <w:spacing w:after="0" w:line="240" w:lineRule="auto"/>
                         <w:jc w:val="both"/>
@@ -16365,14 +18068,14 @@
                           <w:sz w:val="40"/>
                           <w:szCs w:val="44"/>
                         </w:rPr>
-                        <w:t>El contenido es visible en el navegador.</w:t>
+                        <w:t>La interfaz muestra los datos solicitados sin el contador o logos por defecto de Vite.</w:t>
                       </w:r>
                     </w:p>
                     <w:p>
                       <w:pPr>
                         <w:numPr>
                           <w:ilvl w:val="0"/>
-                          <w:numId w:val="13"/>
+                          <w:numId w:val="17"/>
                         </w:numPr>
                         <w:spacing w:after="0" w:line="240" w:lineRule="auto"/>
                         <w:jc w:val="both"/>
@@ -16386,44 +18089,7 @@
                           <w:sz w:val="40"/>
                           <w:szCs w:val="44"/>
                         </w:rPr>
-                        <w:t xml:space="preserve">El código tiene una estructura de </w:t>
-                      </w:r>
-                      <w:proofErr w:type="spellStart"/>
-                      <w:r>
-                        <w:rPr>
-                          <w:sz w:val="40"/>
-                          <w:szCs w:val="44"/>
-                        </w:rPr>
-                        <w:t>identación</w:t>
-                      </w:r>
-                      <w:proofErr w:type="spellEnd"/>
-                      <w:r>
-                        <w:rPr>
-                          <w:sz w:val="40"/>
-                          <w:szCs w:val="44"/>
-                        </w:rPr>
-                        <w:t xml:space="preserve"> legible.</w:t>
-                      </w:r>
-                    </w:p>
-                    <w:p>
-                      <w:pPr>
-                        <w:numPr>
-                          <w:ilvl w:val="0"/>
-                          <w:numId w:val="13"/>
-                        </w:numPr>
-                        <w:spacing w:after="0" w:line="240" w:lineRule="auto"/>
-                        <w:jc w:val="both"/>
-                        <w:rPr>
-                          <w:sz w:val="40"/>
-                          <w:szCs w:val="44"/>
-                        </w:rPr>
-                      </w:pPr>
-                      <w:r>
-                        <w:rPr>
-                          <w:sz w:val="40"/>
-                          <w:szCs w:val="44"/>
-                        </w:rPr>
-                        <w:t>Se eliminó el código basura del ejemplo inicial de Vite.</w:t>
+                        <w:t>El estudiante documentó (captura de pantalla) el estado final de la interfaz.</w:t>
                       </w:r>
                     </w:p>
                     <w:p>
@@ -17351,30 +19017,32 @@
                                 <w:sz w:val="40"/>
                                 <w:szCs w:val="44"/>
                               </w:rPr>
-                              <w:t>Git:</w:t>
-                            </w:r>
-                            <w:r>
-                              <w:rPr>
-                                <w:sz w:val="40"/>
-                                <w:szCs w:val="44"/>
-                              </w:rPr>
-                              <w:t xml:space="preserve"> Aunque hoy no lo vimos a fondo, cada vez que creas un proyecto con Vite, este inicializa un repositorio </w:t>
+                              <w:t>Procedimiento Técnico (Dependencias):</w:t>
+                            </w:r>
+                            <w:r>
+                              <w:rPr>
+                                <w:sz w:val="40"/>
+                                <w:szCs w:val="44"/>
+                              </w:rPr>
+                              <w:t xml:space="preserve"> El </w:t>
                             </w:r>
                             <w:proofErr w:type="spellStart"/>
-                            <w:r>
-                              <w:rPr>
-                                <w:sz w:val="40"/>
-                                <w:szCs w:val="44"/>
-                              </w:rPr>
-                              <w:t>git</w:t>
+                            <w:proofErr w:type="gramStart"/>
+                            <w:r>
+                              <w:rPr>
+                                <w:sz w:val="40"/>
+                                <w:szCs w:val="44"/>
+                              </w:rPr>
+                              <w:t>package.json</w:t>
                             </w:r>
                             <w:proofErr w:type="spellEnd"/>
-                            <w:r>
-                              <w:rPr>
-                                <w:sz w:val="40"/>
-                                <w:szCs w:val="44"/>
-                              </w:rPr>
-                              <w:t xml:space="preserve"> local. Es buena práctica hacer un "</w:t>
+                            <w:proofErr w:type="gramEnd"/>
+                            <w:r>
+                              <w:rPr>
+                                <w:sz w:val="40"/>
+                                <w:szCs w:val="44"/>
+                              </w:rPr>
+                              <w:t xml:space="preserve"> registra exactamente qué versiones de </w:t>
                             </w:r>
                             <w:proofErr w:type="spellStart"/>
                             <w:r>
@@ -17382,7 +19050,7 @@
                                 <w:sz w:val="40"/>
                                 <w:szCs w:val="44"/>
                               </w:rPr>
-                              <w:t>commit</w:t>
+                              <w:t>React</w:t>
                             </w:r>
                             <w:proofErr w:type="spellEnd"/>
                             <w:r>
@@ -17390,7 +19058,55 @@
                                 <w:sz w:val="40"/>
                                 <w:szCs w:val="44"/>
                               </w:rPr>
-                              <w:t>" inicial después de confirmar que la instalación funciona.</w:t>
+                              <w:t xml:space="preserve"> y otras herramientas (dependencias) usa tu proyecto. Esto permite </w:t>
+                            </w:r>
+                            <w:proofErr w:type="gramStart"/>
+                            <w:r>
+                              <w:rPr>
+                                <w:sz w:val="40"/>
+                                <w:szCs w:val="44"/>
+                              </w:rPr>
+                              <w:t>que</w:t>
+                            </w:r>
+                            <w:proofErr w:type="gramEnd"/>
+                            <w:r>
+                              <w:rPr>
+                                <w:sz w:val="40"/>
+                                <w:szCs w:val="44"/>
+                              </w:rPr>
+                              <w:t xml:space="preserve"> si le pasas el proyecto a un compañero de equipo, él solo deba ejecutar </w:t>
+                            </w:r>
+                            <w:proofErr w:type="spellStart"/>
+                            <w:r>
+                              <w:rPr>
+                                <w:sz w:val="40"/>
+                                <w:szCs w:val="44"/>
+                              </w:rPr>
+                              <w:t>npm</w:t>
+                            </w:r>
+                            <w:proofErr w:type="spellEnd"/>
+                            <w:r>
+                              <w:rPr>
+                                <w:sz w:val="40"/>
+                                <w:szCs w:val="44"/>
+                              </w:rPr>
+                              <w:t xml:space="preserve"> </w:t>
+                            </w:r>
+                            <w:proofErr w:type="spellStart"/>
+                            <w:r>
+                              <w:rPr>
+                                <w:sz w:val="40"/>
+                                <w:szCs w:val="44"/>
+                              </w:rPr>
+                              <w:t>install</w:t>
+                            </w:r>
+                            <w:proofErr w:type="spellEnd"/>
+                            <w:r>
+                              <w:rPr>
+                                <w:sz w:val="40"/>
+                                <w:szCs w:val="44"/>
+                              </w:rPr>
+                              <w:t xml:space="preserve"> y Node descargará las versiones exactas estipuladas allí, garantizando que el proyecto funcione idéntico en cualquier computadora (configuración de parámetros de integración).</w:t>
                             </w:r>
                           </w:p>
                           <w:p>
@@ -17432,7 +19148,7 @@
           </mc:Choice>
           <mc:Fallback>
             <w:pict>
-              <v:shape w14:anchorId="17F52AAD" id="_x0000_s1041" type="#_x0000_t202" style="position:absolute;margin-left:0;margin-top:3.6pt;width:862.7pt;height:535.5pt;z-index:251985920;visibility:visible;mso-wrap-style:square;mso-width-percent:0;mso-height-percent:0;mso-wrap-distance-left:9pt;mso-wrap-distance-top:3.6pt;mso-wrap-distance-right:9pt;mso-wrap-distance-bottom:3.6pt;mso-position-horizontal:absolute;mso-position-horizontal-relative:margin;mso-position-vertical:absolute;mso-position-vertical-relative:text;mso-width-percent:0;mso-height-percent:0;mso-width-relative:margin;mso-height-relative:margin;v-text-anchor:top" o:gfxdata="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" filled="f" stroked="f">
+              <v:shape w14:anchorId="17F52AAD" id="_x0000_s1042" type="#_x0000_t202" style="position:absolute;margin-left:0;margin-top:3.6pt;width:862.7pt;height:535.5pt;z-index:251985920;visibility:visible;mso-wrap-style:square;mso-width-percent:0;mso-height-percent:0;mso-wrap-distance-left:9pt;mso-wrap-distance-top:3.6pt;mso-wrap-distance-right:9pt;mso-wrap-distance-bottom:3.6pt;mso-position-horizontal:absolute;mso-position-horizontal-relative:margin;mso-position-vertical:absolute;mso-position-vertical-relative:text;mso-width-percent:0;mso-height-percent:0;mso-width-relative:margin;mso-height-relative:margin;v-text-anchor:top" o:gfxdata="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" filled="f" stroked="f">
                 <v:textbox>
                   <w:txbxContent>
                     <w:p>
@@ -17958,30 +19674,32 @@
                           <w:sz w:val="40"/>
                           <w:szCs w:val="44"/>
                         </w:rPr>
-                        <w:t>Git:</w:t>
-                      </w:r>
-                      <w:r>
-                        <w:rPr>
-                          <w:sz w:val="40"/>
-                          <w:szCs w:val="44"/>
-                        </w:rPr>
-                        <w:t xml:space="preserve"> Aunque hoy no lo vimos a fondo, cada vez que creas un proyecto con Vite, este inicializa un repositorio </w:t>
+                        <w:t>Procedimiento Técnico (Dependencias):</w:t>
+                      </w:r>
+                      <w:r>
+                        <w:rPr>
+                          <w:sz w:val="40"/>
+                          <w:szCs w:val="44"/>
+                        </w:rPr>
+                        <w:t xml:space="preserve"> El </w:t>
                       </w:r>
                       <w:proofErr w:type="spellStart"/>
-                      <w:r>
-                        <w:rPr>
-                          <w:sz w:val="40"/>
-                          <w:szCs w:val="44"/>
-                        </w:rPr>
-                        <w:t>git</w:t>
+                      <w:proofErr w:type="gramStart"/>
+                      <w:r>
+                        <w:rPr>
+                          <w:sz w:val="40"/>
+                          <w:szCs w:val="44"/>
+                        </w:rPr>
+                        <w:t>package.json</w:t>
                       </w:r>
                       <w:proofErr w:type="spellEnd"/>
-                      <w:r>
-                        <w:rPr>
-                          <w:sz w:val="40"/>
-                          <w:szCs w:val="44"/>
-                        </w:rPr>
-                        <w:t xml:space="preserve"> local. Es buena práctica hacer un "</w:t>
+                      <w:proofErr w:type="gramEnd"/>
+                      <w:r>
+                        <w:rPr>
+                          <w:sz w:val="40"/>
+                          <w:szCs w:val="44"/>
+                        </w:rPr>
+                        <w:t xml:space="preserve"> registra exactamente qué versiones de </w:t>
                       </w:r>
                       <w:proofErr w:type="spellStart"/>
                       <w:r>
@@ -17989,7 +19707,7 @@
                           <w:sz w:val="40"/>
                           <w:szCs w:val="44"/>
                         </w:rPr>
-                        <w:t>commit</w:t>
+                        <w:t>React</w:t>
                       </w:r>
                       <w:proofErr w:type="spellEnd"/>
                       <w:r>
@@ -17997,7 +19715,55 @@
                           <w:sz w:val="40"/>
                           <w:szCs w:val="44"/>
                         </w:rPr>
-                        <w:t>" inicial después de confirmar que la instalación funciona.</w:t>
+                        <w:t xml:space="preserve"> y otras herramientas (dependencias) usa tu proyecto. Esto permite </w:t>
+                      </w:r>
+                      <w:proofErr w:type="gramStart"/>
+                      <w:r>
+                        <w:rPr>
+                          <w:sz w:val="40"/>
+                          <w:szCs w:val="44"/>
+                        </w:rPr>
+                        <w:t>que</w:t>
+                      </w:r>
+                      <w:proofErr w:type="gramEnd"/>
+                      <w:r>
+                        <w:rPr>
+                          <w:sz w:val="40"/>
+                          <w:szCs w:val="44"/>
+                        </w:rPr>
+                        <w:t xml:space="preserve"> si le pasas el proyecto a un compañero de equipo, él solo deba ejecutar </w:t>
+                      </w:r>
+                      <w:proofErr w:type="spellStart"/>
+                      <w:r>
+                        <w:rPr>
+                          <w:sz w:val="40"/>
+                          <w:szCs w:val="44"/>
+                        </w:rPr>
+                        <w:t>npm</w:t>
+                      </w:r>
+                      <w:proofErr w:type="spellEnd"/>
+                      <w:r>
+                        <w:rPr>
+                          <w:sz w:val="40"/>
+                          <w:szCs w:val="44"/>
+                        </w:rPr>
+                        <w:t xml:space="preserve"> </w:t>
+                      </w:r>
+                      <w:proofErr w:type="spellStart"/>
+                      <w:r>
+                        <w:rPr>
+                          <w:sz w:val="40"/>
+                          <w:szCs w:val="44"/>
+                        </w:rPr>
+                        <w:t>install</w:t>
+                      </w:r>
+                      <w:proofErr w:type="spellEnd"/>
+                      <w:r>
+                        <w:rPr>
+                          <w:sz w:val="40"/>
+                          <w:szCs w:val="44"/>
+                        </w:rPr>
+                        <w:t xml:space="preserve"> y Node descargará las versiones exactas estipuladas allí, garantizando que el proyecto funcione idéntico en cualquier computadora (configuración de parámetros de integración).</w:t>
                       </w:r>
                     </w:p>
                     <w:p>
@@ -18335,198 +20101,9 @@
         </w:rPr>
       </w:pPr>
     </w:p>
-    <w:p>
-      <w:pPr>
-        <w:spacing w:after="0"/>
-        <w:ind w:right="17269"/>
-      </w:pPr>
-      <w:r>
-        <w:rPr>
-          <w:noProof/>
-        </w:rPr>
-        <w:lastRenderedPageBreak/>
-        <mc:AlternateContent>
-          <mc:Choice Requires="wps">
-            <w:drawing>
-              <wp:anchor distT="0" distB="0" distL="114300" distR="114300" simplePos="0" relativeHeight="251657214" behindDoc="0" locked="0" layoutInCell="1" allowOverlap="1" wp14:anchorId="632272C5" wp14:editId="5E3909BD">
-                <wp:simplePos x="0" y="0"/>
-                <wp:positionH relativeFrom="page">
-                  <wp:align>right</wp:align>
-                </wp:positionH>
-                <wp:positionV relativeFrom="paragraph">
-                  <wp:posOffset>-457510</wp:posOffset>
-                </wp:positionV>
-                <wp:extent cx="11879580" cy="7739380"/>
-                <wp:effectExtent l="0" t="0" r="7620" b="0"/>
-                <wp:wrapNone/>
-                <wp:docPr id="137760" name="Shape 137760"/>
-                <wp:cNvGraphicFramePr/>
-                <a:graphic xmlns:a="http://schemas.openxmlformats.org/drawingml/2006/main">
-                  <a:graphicData uri="http://schemas.microsoft.com/office/word/2010/wordprocessingShape">
-                    <wps:wsp>
-                      <wps:cNvSpPr/>
-                      <wps:spPr>
-                        <a:xfrm>
-                          <a:off x="0" y="0"/>
-                          <a:ext cx="11879580" cy="7739380"/>
-                        </a:xfrm>
-                        <a:custGeom>
-                          <a:avLst/>
-                          <a:gdLst/>
-                          <a:ahLst/>
-                          <a:cxnLst/>
-                          <a:rect l="0" t="0" r="0" b="0"/>
-                          <a:pathLst>
-                            <a:path w="11879999" h="7739990">
-                              <a:moveTo>
-                                <a:pt x="0" y="0"/>
-                              </a:moveTo>
-                              <a:lnTo>
-                                <a:pt x="11879999" y="0"/>
-                              </a:lnTo>
-                              <a:lnTo>
-                                <a:pt x="11879999" y="7739990"/>
-                              </a:lnTo>
-                              <a:lnTo>
-                                <a:pt x="0" y="7739990"/>
-                              </a:lnTo>
-                              <a:lnTo>
-                                <a:pt x="0" y="0"/>
-                              </a:lnTo>
-                            </a:path>
-                          </a:pathLst>
-                        </a:custGeom>
-                        <a:ln w="0" cap="flat">
-                          <a:miter lim="127000"/>
-                        </a:ln>
-                      </wps:spPr>
-                      <wps:style>
-                        <a:lnRef idx="0">
-                          <a:srgbClr val="000000">
-                            <a:alpha val="0"/>
-                          </a:srgbClr>
-                        </a:lnRef>
-                        <a:fillRef idx="1">
-                          <a:srgbClr val="E73B75"/>
-                        </a:fillRef>
-                        <a:effectRef idx="0">
-                          <a:scrgbClr r="0" g="0" b="0"/>
-                        </a:effectRef>
-                        <a:fontRef idx="none"/>
-                      </wps:style>
-                      <wps:bodyPr/>
-                    </wps:wsp>
-                  </a:graphicData>
-                </a:graphic>
-              </wp:anchor>
-            </w:drawing>
-          </mc:Choice>
-          <mc:Fallback>
-            <w:pict>
-              <v:shape w14:anchorId="1B9249F5" id="Shape 137760" o:spid="_x0000_s1026" style="position:absolute;margin-left:884.2pt;margin-top:-36pt;width:935.4pt;height:609.4pt;z-index:251657214;visibility:visible;mso-wrap-style:square;mso-wrap-distance-left:9pt;mso-wrap-distance-top:0;mso-wrap-distance-right:9pt;mso-wrap-distance-bottom:0;mso-position-horizontal:right;mso-position-horizontal-relative:page;mso-position-vertical:absolute;mso-position-vertical-relative:text;v-text-anchor:top" coordsize="11879999,7739990" o:gfxdata="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" path="m,l11879999,r,7739990l,7739990,,e" fillcolor="#e73b75" stroked="f" strokeweight="0">
-                <v:stroke miterlimit="83231f" joinstyle="miter"/>
-                <v:path arrowok="t" textboxrect="0,0,11879999,7739990"/>
-                <w10:wrap anchorx="page"/>
-              </v:shape>
-            </w:pict>
-          </mc:Fallback>
-        </mc:AlternateContent>
-      </w:r>
-      <w:r>
-        <w:rPr>
-          <w:noProof/>
-        </w:rPr>
-        <w:drawing>
-          <wp:anchor distT="0" distB="0" distL="114300" distR="114300" simplePos="0" relativeHeight="251845632" behindDoc="1" locked="0" layoutInCell="1" allowOverlap="1" wp14:anchorId="163A5850" wp14:editId="2B7BFE1A">
-            <wp:simplePos x="0" y="0"/>
-            <wp:positionH relativeFrom="margin">
-              <wp:align>center</wp:align>
-            </wp:positionH>
-            <wp:positionV relativeFrom="page">
-              <wp:posOffset>2854325</wp:posOffset>
-            </wp:positionV>
-            <wp:extent cx="4271645" cy="564515"/>
-            <wp:effectExtent l="0" t="0" r="0" b="0"/>
-            <wp:wrapTight wrapText="bothSides">
-              <wp:wrapPolygon edited="0">
-                <wp:start x="15605" y="1458"/>
-                <wp:lineTo x="2023" y="5831"/>
-                <wp:lineTo x="289" y="6560"/>
-                <wp:lineTo x="289" y="17494"/>
-                <wp:lineTo x="1349" y="18223"/>
-                <wp:lineTo x="10596" y="19681"/>
-                <wp:lineTo x="20614" y="19681"/>
-                <wp:lineTo x="21000" y="18223"/>
-                <wp:lineTo x="21192" y="16036"/>
-                <wp:lineTo x="21289" y="8747"/>
-                <wp:lineTo x="20325" y="6560"/>
-                <wp:lineTo x="16087" y="1458"/>
-                <wp:lineTo x="15605" y="1458"/>
-              </wp:wrapPolygon>
-            </wp:wrapTight>
-            <wp:docPr id="160073176" name="Imagen 16" descr="Logotipo&#10;&#10;El contenido generado por IA puede ser incorrecto.">
-              <a:extLst xmlns:a="http://schemas.openxmlformats.org/drawingml/2006/main">
-                <a:ext uri="{FF2B5EF4-FFF2-40B4-BE49-F238E27FC236}">
-                  <a16:creationId xmlns:a16="http://schemas.microsoft.com/office/drawing/2014/main" id="{596C98D6-8DAD-CE4E-149D-637F29BE04FF}"/>
-                </a:ext>
-              </a:extLst>
-            </wp:docPr>
-            <wp:cNvGraphicFramePr>
-              <a:graphicFrameLocks xmlns:a="http://schemas.openxmlformats.org/drawingml/2006/main" noChangeAspect="1"/>
-            </wp:cNvGraphicFramePr>
-            <a:graphic xmlns:a="http://schemas.openxmlformats.org/drawingml/2006/main">
-              <a:graphicData uri="http://schemas.openxmlformats.org/drawingml/2006/picture">
-                <pic:pic xmlns:pic="http://schemas.openxmlformats.org/drawingml/2006/picture">
-                  <pic:nvPicPr>
-                    <pic:cNvPr id="160073176" name="Imagen 16" descr="Logotipo&#10;&#10;El contenido generado por IA puede ser incorrecto.">
-                      <a:extLst>
-                        <a:ext uri="{FF2B5EF4-FFF2-40B4-BE49-F238E27FC236}">
-                          <a16:creationId xmlns:a16="http://schemas.microsoft.com/office/drawing/2014/main" id="{596C98D6-8DAD-CE4E-149D-637F29BE04FF}"/>
-                        </a:ext>
-                      </a:extLst>
-                    </pic:cNvPr>
-                    <pic:cNvPicPr>
-                      <a:picLocks noChangeAspect="1"/>
-                    </pic:cNvPicPr>
-                  </pic:nvPicPr>
-                  <pic:blipFill>
-                    <a:blip r:embed="rId13">
-                      <a:biLevel thresh="25000"/>
-                      <a:extLst>
-                        <a:ext uri="{28A0092B-C50C-407E-A947-70E740481C1C}">
-                          <a14:useLocalDpi xmlns:a14="http://schemas.microsoft.com/office/drawing/2010/main" val="0"/>
-                        </a:ext>
-                      </a:extLst>
-                    </a:blip>
-                    <a:stretch>
-                      <a:fillRect/>
-                    </a:stretch>
-                  </pic:blipFill>
-                  <pic:spPr>
-                    <a:xfrm>
-                      <a:off x="0" y="0"/>
-                      <a:ext cx="4271645" cy="564515"/>
-                    </a:xfrm>
-                    <a:prstGeom prst="rect">
-                      <a:avLst/>
-                    </a:prstGeom>
-                  </pic:spPr>
-                </pic:pic>
-              </a:graphicData>
-            </a:graphic>
-            <wp14:sizeRelH relativeFrom="margin">
-              <wp14:pctWidth>0</wp14:pctWidth>
-            </wp14:sizeRelH>
-            <wp14:sizeRelV relativeFrom="margin">
-              <wp14:pctHeight>0</wp14:pctHeight>
-            </wp14:sizeRelV>
-          </wp:anchor>
-        </w:drawing>
-      </w:r>
-    </w:p>
     <w:sectPr>
-      <w:footerReference w:type="even" r:id="rId14"/>
-      <w:footerReference w:type="default" r:id="rId15"/>
+      <w:footerReference w:type="even" r:id="rId13"/>
+      <w:footerReference w:type="default" r:id="rId14"/>
       <w:pgSz w:w="18709" w:h="12189" w:orient="landscape"/>
       <w:pgMar w:top="720" w:right="720" w:bottom="720" w:left="720" w:header="720" w:footer="720" w:gutter="0"/>
       <w:cols w:space="720"/>
@@ -19013,9 +20590,9 @@
     </w:lvl>
   </w:abstractNum>
   <w:abstractNum w:abstractNumId="2" w15:restartNumberingAfterBreak="0">
-    <w:nsid w:val="1AF72E07"/>
+    <w:nsid w:val="15994854"/>
     <w:multiLevelType w:val="multilevel"/>
-    <w:tmpl w:val="14BCF898"/>
+    <w:tmpl w:val="1CD0C660"/>
     <w:lvl w:ilvl="0">
       <w:start w:val="1"/>
       <w:numFmt w:val="bullet"/>
@@ -19162,122 +20739,9 @@
     </w:lvl>
   </w:abstractNum>
   <w:abstractNum w:abstractNumId="3" w15:restartNumberingAfterBreak="0">
-    <w:nsid w:val="1C73314B"/>
+    <w:nsid w:val="168807AD"/>
     <w:multiLevelType w:val="multilevel"/>
-    <w:tmpl w:val="AFE6A9B8"/>
-    <w:lvl w:ilvl="0">
-      <w:start w:val="1"/>
-      <w:numFmt w:val="decimal"/>
-      <w:lvlText w:val="%1."/>
-      <w:lvlJc w:val="left"/>
-      <w:pPr>
-        <w:tabs>
-          <w:tab w:val="num" w:pos="720"/>
-        </w:tabs>
-        <w:ind w:left="720" w:hanging="360"/>
-      </w:pPr>
-    </w:lvl>
-    <w:lvl w:ilvl="1" w:tentative="1">
-      <w:start w:val="1"/>
-      <w:numFmt w:val="decimal"/>
-      <w:lvlText w:val="%2."/>
-      <w:lvlJc w:val="left"/>
-      <w:pPr>
-        <w:tabs>
-          <w:tab w:val="num" w:pos="1440"/>
-        </w:tabs>
-        <w:ind w:left="1440" w:hanging="360"/>
-      </w:pPr>
-    </w:lvl>
-    <w:lvl w:ilvl="2" w:tentative="1">
-      <w:start w:val="1"/>
-      <w:numFmt w:val="decimal"/>
-      <w:lvlText w:val="%3."/>
-      <w:lvlJc w:val="left"/>
-      <w:pPr>
-        <w:tabs>
-          <w:tab w:val="num" w:pos="2160"/>
-        </w:tabs>
-        <w:ind w:left="2160" w:hanging="360"/>
-      </w:pPr>
-    </w:lvl>
-    <w:lvl w:ilvl="3" w:tentative="1">
-      <w:start w:val="1"/>
-      <w:numFmt w:val="decimal"/>
-      <w:lvlText w:val="%4."/>
-      <w:lvlJc w:val="left"/>
-      <w:pPr>
-        <w:tabs>
-          <w:tab w:val="num" w:pos="2880"/>
-        </w:tabs>
-        <w:ind w:left="2880" w:hanging="360"/>
-      </w:pPr>
-    </w:lvl>
-    <w:lvl w:ilvl="4" w:tentative="1">
-      <w:start w:val="1"/>
-      <w:numFmt w:val="decimal"/>
-      <w:lvlText w:val="%5."/>
-      <w:lvlJc w:val="left"/>
-      <w:pPr>
-        <w:tabs>
-          <w:tab w:val="num" w:pos="3600"/>
-        </w:tabs>
-        <w:ind w:left="3600" w:hanging="360"/>
-      </w:pPr>
-    </w:lvl>
-    <w:lvl w:ilvl="5" w:tentative="1">
-      <w:start w:val="1"/>
-      <w:numFmt w:val="decimal"/>
-      <w:lvlText w:val="%6."/>
-      <w:lvlJc w:val="left"/>
-      <w:pPr>
-        <w:tabs>
-          <w:tab w:val="num" w:pos="4320"/>
-        </w:tabs>
-        <w:ind w:left="4320" w:hanging="360"/>
-      </w:pPr>
-    </w:lvl>
-    <w:lvl w:ilvl="6" w:tentative="1">
-      <w:start w:val="1"/>
-      <w:numFmt w:val="decimal"/>
-      <w:lvlText w:val="%7."/>
-      <w:lvlJc w:val="left"/>
-      <w:pPr>
-        <w:tabs>
-          <w:tab w:val="num" w:pos="5040"/>
-        </w:tabs>
-        <w:ind w:left="5040" w:hanging="360"/>
-      </w:pPr>
-    </w:lvl>
-    <w:lvl w:ilvl="7" w:tentative="1">
-      <w:start w:val="1"/>
-      <w:numFmt w:val="decimal"/>
-      <w:lvlText w:val="%8."/>
-      <w:lvlJc w:val="left"/>
-      <w:pPr>
-        <w:tabs>
-          <w:tab w:val="num" w:pos="5760"/>
-        </w:tabs>
-        <w:ind w:left="5760" w:hanging="360"/>
-      </w:pPr>
-    </w:lvl>
-    <w:lvl w:ilvl="8" w:tentative="1">
-      <w:start w:val="1"/>
-      <w:numFmt w:val="decimal"/>
-      <w:lvlText w:val="%9."/>
-      <w:lvlJc w:val="left"/>
-      <w:pPr>
-        <w:tabs>
-          <w:tab w:val="num" w:pos="6480"/>
-        </w:tabs>
-        <w:ind w:left="6480" w:hanging="360"/>
-      </w:pPr>
-    </w:lvl>
-  </w:abstractNum>
-  <w:abstractNum w:abstractNumId="4" w15:restartNumberingAfterBreak="0">
-    <w:nsid w:val="22CF05D0"/>
-    <w:multiLevelType w:val="multilevel"/>
-    <w:tmpl w:val="4B266366"/>
+    <w:tmpl w:val="72303186"/>
     <w:lvl w:ilvl="0">
       <w:start w:val="1"/>
       <w:numFmt w:val="bullet"/>
@@ -19423,7 +20887,418 @@
       </w:rPr>
     </w:lvl>
   </w:abstractNum>
+  <w:abstractNum w:abstractNumId="4" w15:restartNumberingAfterBreak="0">
+    <w:nsid w:val="1AF72E07"/>
+    <w:multiLevelType w:val="multilevel"/>
+    <w:tmpl w:val="14BCF898"/>
+    <w:lvl w:ilvl="0">
+      <w:start w:val="1"/>
+      <w:numFmt w:val="bullet"/>
+      <w:lvlText w:val=""/>
+      <w:lvlJc w:val="left"/>
+      <w:pPr>
+        <w:tabs>
+          <w:tab w:val="num" w:pos="720"/>
+        </w:tabs>
+        <w:ind w:left="720" w:hanging="360"/>
+      </w:pPr>
+      <w:rPr>
+        <w:rFonts w:ascii="Symbol" w:hAnsi="Symbol" w:hint="default"/>
+        <w:sz w:val="20"/>
+      </w:rPr>
+    </w:lvl>
+    <w:lvl w:ilvl="1" w:tentative="1">
+      <w:start w:val="1"/>
+      <w:numFmt w:val="bullet"/>
+      <w:lvlText w:val="o"/>
+      <w:lvlJc w:val="left"/>
+      <w:pPr>
+        <w:tabs>
+          <w:tab w:val="num" w:pos="1440"/>
+        </w:tabs>
+        <w:ind w:left="1440" w:hanging="360"/>
+      </w:pPr>
+      <w:rPr>
+        <w:rFonts w:ascii="Courier New" w:hAnsi="Courier New" w:hint="default"/>
+        <w:sz w:val="20"/>
+      </w:rPr>
+    </w:lvl>
+    <w:lvl w:ilvl="2" w:tentative="1">
+      <w:start w:val="1"/>
+      <w:numFmt w:val="bullet"/>
+      <w:lvlText w:val=""/>
+      <w:lvlJc w:val="left"/>
+      <w:pPr>
+        <w:tabs>
+          <w:tab w:val="num" w:pos="2160"/>
+        </w:tabs>
+        <w:ind w:left="2160" w:hanging="360"/>
+      </w:pPr>
+      <w:rPr>
+        <w:rFonts w:ascii="Wingdings" w:hAnsi="Wingdings" w:hint="default"/>
+        <w:sz w:val="20"/>
+      </w:rPr>
+    </w:lvl>
+    <w:lvl w:ilvl="3" w:tentative="1">
+      <w:start w:val="1"/>
+      <w:numFmt w:val="bullet"/>
+      <w:lvlText w:val=""/>
+      <w:lvlJc w:val="left"/>
+      <w:pPr>
+        <w:tabs>
+          <w:tab w:val="num" w:pos="2880"/>
+        </w:tabs>
+        <w:ind w:left="2880" w:hanging="360"/>
+      </w:pPr>
+      <w:rPr>
+        <w:rFonts w:ascii="Wingdings" w:hAnsi="Wingdings" w:hint="default"/>
+        <w:sz w:val="20"/>
+      </w:rPr>
+    </w:lvl>
+    <w:lvl w:ilvl="4" w:tentative="1">
+      <w:start w:val="1"/>
+      <w:numFmt w:val="bullet"/>
+      <w:lvlText w:val=""/>
+      <w:lvlJc w:val="left"/>
+      <w:pPr>
+        <w:tabs>
+          <w:tab w:val="num" w:pos="3600"/>
+        </w:tabs>
+        <w:ind w:left="3600" w:hanging="360"/>
+      </w:pPr>
+      <w:rPr>
+        <w:rFonts w:ascii="Wingdings" w:hAnsi="Wingdings" w:hint="default"/>
+        <w:sz w:val="20"/>
+      </w:rPr>
+    </w:lvl>
+    <w:lvl w:ilvl="5" w:tentative="1">
+      <w:start w:val="1"/>
+      <w:numFmt w:val="bullet"/>
+      <w:lvlText w:val=""/>
+      <w:lvlJc w:val="left"/>
+      <w:pPr>
+        <w:tabs>
+          <w:tab w:val="num" w:pos="4320"/>
+        </w:tabs>
+        <w:ind w:left="4320" w:hanging="360"/>
+      </w:pPr>
+      <w:rPr>
+        <w:rFonts w:ascii="Wingdings" w:hAnsi="Wingdings" w:hint="default"/>
+        <w:sz w:val="20"/>
+      </w:rPr>
+    </w:lvl>
+    <w:lvl w:ilvl="6" w:tentative="1">
+      <w:start w:val="1"/>
+      <w:numFmt w:val="bullet"/>
+      <w:lvlText w:val=""/>
+      <w:lvlJc w:val="left"/>
+      <w:pPr>
+        <w:tabs>
+          <w:tab w:val="num" w:pos="5040"/>
+        </w:tabs>
+        <w:ind w:left="5040" w:hanging="360"/>
+      </w:pPr>
+      <w:rPr>
+        <w:rFonts w:ascii="Wingdings" w:hAnsi="Wingdings" w:hint="default"/>
+        <w:sz w:val="20"/>
+      </w:rPr>
+    </w:lvl>
+    <w:lvl w:ilvl="7" w:tentative="1">
+      <w:start w:val="1"/>
+      <w:numFmt w:val="bullet"/>
+      <w:lvlText w:val=""/>
+      <w:lvlJc w:val="left"/>
+      <w:pPr>
+        <w:tabs>
+          <w:tab w:val="num" w:pos="5760"/>
+        </w:tabs>
+        <w:ind w:left="5760" w:hanging="360"/>
+      </w:pPr>
+      <w:rPr>
+        <w:rFonts w:ascii="Wingdings" w:hAnsi="Wingdings" w:hint="default"/>
+        <w:sz w:val="20"/>
+      </w:rPr>
+    </w:lvl>
+    <w:lvl w:ilvl="8" w:tentative="1">
+      <w:start w:val="1"/>
+      <w:numFmt w:val="bullet"/>
+      <w:lvlText w:val=""/>
+      <w:lvlJc w:val="left"/>
+      <w:pPr>
+        <w:tabs>
+          <w:tab w:val="num" w:pos="6480"/>
+        </w:tabs>
+        <w:ind w:left="6480" w:hanging="360"/>
+      </w:pPr>
+      <w:rPr>
+        <w:rFonts w:ascii="Wingdings" w:hAnsi="Wingdings" w:hint="default"/>
+        <w:sz w:val="20"/>
+      </w:rPr>
+    </w:lvl>
+  </w:abstractNum>
   <w:abstractNum w:abstractNumId="5" w15:restartNumberingAfterBreak="0">
+    <w:nsid w:val="1C73314B"/>
+    <w:multiLevelType w:val="multilevel"/>
+    <w:tmpl w:val="AFE6A9B8"/>
+    <w:lvl w:ilvl="0">
+      <w:start w:val="1"/>
+      <w:numFmt w:val="decimal"/>
+      <w:lvlText w:val="%1."/>
+      <w:lvlJc w:val="left"/>
+      <w:pPr>
+        <w:tabs>
+          <w:tab w:val="num" w:pos="720"/>
+        </w:tabs>
+        <w:ind w:left="720" w:hanging="360"/>
+      </w:pPr>
+    </w:lvl>
+    <w:lvl w:ilvl="1" w:tentative="1">
+      <w:start w:val="1"/>
+      <w:numFmt w:val="decimal"/>
+      <w:lvlText w:val="%2."/>
+      <w:lvlJc w:val="left"/>
+      <w:pPr>
+        <w:tabs>
+          <w:tab w:val="num" w:pos="1440"/>
+        </w:tabs>
+        <w:ind w:left="1440" w:hanging="360"/>
+      </w:pPr>
+    </w:lvl>
+    <w:lvl w:ilvl="2" w:tentative="1">
+      <w:start w:val="1"/>
+      <w:numFmt w:val="decimal"/>
+      <w:lvlText w:val="%3."/>
+      <w:lvlJc w:val="left"/>
+      <w:pPr>
+        <w:tabs>
+          <w:tab w:val="num" w:pos="2160"/>
+        </w:tabs>
+        <w:ind w:left="2160" w:hanging="360"/>
+      </w:pPr>
+    </w:lvl>
+    <w:lvl w:ilvl="3" w:tentative="1">
+      <w:start w:val="1"/>
+      <w:numFmt w:val="decimal"/>
+      <w:lvlText w:val="%4."/>
+      <w:lvlJc w:val="left"/>
+      <w:pPr>
+        <w:tabs>
+          <w:tab w:val="num" w:pos="2880"/>
+        </w:tabs>
+        <w:ind w:left="2880" w:hanging="360"/>
+      </w:pPr>
+    </w:lvl>
+    <w:lvl w:ilvl="4" w:tentative="1">
+      <w:start w:val="1"/>
+      <w:numFmt w:val="decimal"/>
+      <w:lvlText w:val="%5."/>
+      <w:lvlJc w:val="left"/>
+      <w:pPr>
+        <w:tabs>
+          <w:tab w:val="num" w:pos="3600"/>
+        </w:tabs>
+        <w:ind w:left="3600" w:hanging="360"/>
+      </w:pPr>
+    </w:lvl>
+    <w:lvl w:ilvl="5" w:tentative="1">
+      <w:start w:val="1"/>
+      <w:numFmt w:val="decimal"/>
+      <w:lvlText w:val="%6."/>
+      <w:lvlJc w:val="left"/>
+      <w:pPr>
+        <w:tabs>
+          <w:tab w:val="num" w:pos="4320"/>
+        </w:tabs>
+        <w:ind w:left="4320" w:hanging="360"/>
+      </w:pPr>
+    </w:lvl>
+    <w:lvl w:ilvl="6" w:tentative="1">
+      <w:start w:val="1"/>
+      <w:numFmt w:val="decimal"/>
+      <w:lvlText w:val="%7."/>
+      <w:lvlJc w:val="left"/>
+      <w:pPr>
+        <w:tabs>
+          <w:tab w:val="num" w:pos="5040"/>
+        </w:tabs>
+        <w:ind w:left="5040" w:hanging="360"/>
+      </w:pPr>
+    </w:lvl>
+    <w:lvl w:ilvl="7" w:tentative="1">
+      <w:start w:val="1"/>
+      <w:numFmt w:val="decimal"/>
+      <w:lvlText w:val="%8."/>
+      <w:lvlJc w:val="left"/>
+      <w:pPr>
+        <w:tabs>
+          <w:tab w:val="num" w:pos="5760"/>
+        </w:tabs>
+        <w:ind w:left="5760" w:hanging="360"/>
+      </w:pPr>
+    </w:lvl>
+    <w:lvl w:ilvl="8" w:tentative="1">
+      <w:start w:val="1"/>
+      <w:numFmt w:val="decimal"/>
+      <w:lvlText w:val="%9."/>
+      <w:lvlJc w:val="left"/>
+      <w:pPr>
+        <w:tabs>
+          <w:tab w:val="num" w:pos="6480"/>
+        </w:tabs>
+        <w:ind w:left="6480" w:hanging="360"/>
+      </w:pPr>
+    </w:lvl>
+  </w:abstractNum>
+  <w:abstractNum w:abstractNumId="6" w15:restartNumberingAfterBreak="0">
+    <w:nsid w:val="22CF05D0"/>
+    <w:multiLevelType w:val="multilevel"/>
+    <w:tmpl w:val="4B266366"/>
+    <w:lvl w:ilvl="0">
+      <w:start w:val="1"/>
+      <w:numFmt w:val="bullet"/>
+      <w:lvlText w:val=""/>
+      <w:lvlJc w:val="left"/>
+      <w:pPr>
+        <w:tabs>
+          <w:tab w:val="num" w:pos="720"/>
+        </w:tabs>
+        <w:ind w:left="720" w:hanging="360"/>
+      </w:pPr>
+      <w:rPr>
+        <w:rFonts w:ascii="Symbol" w:hAnsi="Symbol" w:hint="default"/>
+        <w:sz w:val="20"/>
+      </w:rPr>
+    </w:lvl>
+    <w:lvl w:ilvl="1" w:tentative="1">
+      <w:start w:val="1"/>
+      <w:numFmt w:val="bullet"/>
+      <w:lvlText w:val="o"/>
+      <w:lvlJc w:val="left"/>
+      <w:pPr>
+        <w:tabs>
+          <w:tab w:val="num" w:pos="1440"/>
+        </w:tabs>
+        <w:ind w:left="1440" w:hanging="360"/>
+      </w:pPr>
+      <w:rPr>
+        <w:rFonts w:ascii="Courier New" w:hAnsi="Courier New" w:hint="default"/>
+        <w:sz w:val="20"/>
+      </w:rPr>
+    </w:lvl>
+    <w:lvl w:ilvl="2" w:tentative="1">
+      <w:start w:val="1"/>
+      <w:numFmt w:val="bullet"/>
+      <w:lvlText w:val=""/>
+      <w:lvlJc w:val="left"/>
+      <w:pPr>
+        <w:tabs>
+          <w:tab w:val="num" w:pos="2160"/>
+        </w:tabs>
+        <w:ind w:left="2160" w:hanging="360"/>
+      </w:pPr>
+      <w:rPr>
+        <w:rFonts w:ascii="Wingdings" w:hAnsi="Wingdings" w:hint="default"/>
+        <w:sz w:val="20"/>
+      </w:rPr>
+    </w:lvl>
+    <w:lvl w:ilvl="3" w:tentative="1">
+      <w:start w:val="1"/>
+      <w:numFmt w:val="bullet"/>
+      <w:lvlText w:val=""/>
+      <w:lvlJc w:val="left"/>
+      <w:pPr>
+        <w:tabs>
+          <w:tab w:val="num" w:pos="2880"/>
+        </w:tabs>
+        <w:ind w:left="2880" w:hanging="360"/>
+      </w:pPr>
+      <w:rPr>
+        <w:rFonts w:ascii="Wingdings" w:hAnsi="Wingdings" w:hint="default"/>
+        <w:sz w:val="20"/>
+      </w:rPr>
+    </w:lvl>
+    <w:lvl w:ilvl="4" w:tentative="1">
+      <w:start w:val="1"/>
+      <w:numFmt w:val="bullet"/>
+      <w:lvlText w:val=""/>
+      <w:lvlJc w:val="left"/>
+      <w:pPr>
+        <w:tabs>
+          <w:tab w:val="num" w:pos="3600"/>
+        </w:tabs>
+        <w:ind w:left="3600" w:hanging="360"/>
+      </w:pPr>
+      <w:rPr>
+        <w:rFonts w:ascii="Wingdings" w:hAnsi="Wingdings" w:hint="default"/>
+        <w:sz w:val="20"/>
+      </w:rPr>
+    </w:lvl>
+    <w:lvl w:ilvl="5" w:tentative="1">
+      <w:start w:val="1"/>
+      <w:numFmt w:val="bullet"/>
+      <w:lvlText w:val=""/>
+      <w:lvlJc w:val="left"/>
+      <w:pPr>
+        <w:tabs>
+          <w:tab w:val="num" w:pos="4320"/>
+        </w:tabs>
+        <w:ind w:left="4320" w:hanging="360"/>
+      </w:pPr>
+      <w:rPr>
+        <w:rFonts w:ascii="Wingdings" w:hAnsi="Wingdings" w:hint="default"/>
+        <w:sz w:val="20"/>
+      </w:rPr>
+    </w:lvl>
+    <w:lvl w:ilvl="6" w:tentative="1">
+      <w:start w:val="1"/>
+      <w:numFmt w:val="bullet"/>
+      <w:lvlText w:val=""/>
+      <w:lvlJc w:val="left"/>
+      <w:pPr>
+        <w:tabs>
+          <w:tab w:val="num" w:pos="5040"/>
+        </w:tabs>
+        <w:ind w:left="5040" w:hanging="360"/>
+      </w:pPr>
+      <w:rPr>
+        <w:rFonts w:ascii="Wingdings" w:hAnsi="Wingdings" w:hint="default"/>
+        <w:sz w:val="20"/>
+      </w:rPr>
+    </w:lvl>
+    <w:lvl w:ilvl="7" w:tentative="1">
+      <w:start w:val="1"/>
+      <w:numFmt w:val="bullet"/>
+      <w:lvlText w:val=""/>
+      <w:lvlJc w:val="left"/>
+      <w:pPr>
+        <w:tabs>
+          <w:tab w:val="num" w:pos="5760"/>
+        </w:tabs>
+        <w:ind w:left="5760" w:hanging="360"/>
+      </w:pPr>
+      <w:rPr>
+        <w:rFonts w:ascii="Wingdings" w:hAnsi="Wingdings" w:hint="default"/>
+        <w:sz w:val="20"/>
+      </w:rPr>
+    </w:lvl>
+    <w:lvl w:ilvl="8" w:tentative="1">
+      <w:start w:val="1"/>
+      <w:numFmt w:val="bullet"/>
+      <w:lvlText w:val=""/>
+      <w:lvlJc w:val="left"/>
+      <w:pPr>
+        <w:tabs>
+          <w:tab w:val="num" w:pos="6480"/>
+        </w:tabs>
+        <w:ind w:left="6480" w:hanging="360"/>
+      </w:pPr>
+      <w:rPr>
+        <w:rFonts w:ascii="Wingdings" w:hAnsi="Wingdings" w:hint="default"/>
+        <w:sz w:val="20"/>
+      </w:rPr>
+    </w:lvl>
+  </w:abstractNum>
+  <w:abstractNum w:abstractNumId="7" w15:restartNumberingAfterBreak="0">
     <w:nsid w:val="2ACB7541"/>
     <w:multiLevelType w:val="multilevel"/>
     <w:tmpl w:val="39921BF2"/>
@@ -19536,7 +21411,7 @@
       </w:pPr>
     </w:lvl>
   </w:abstractNum>
-  <w:abstractNum w:abstractNumId="6" w15:restartNumberingAfterBreak="0">
+  <w:abstractNum w:abstractNumId="8" w15:restartNumberingAfterBreak="0">
     <w:nsid w:val="33D65B7A"/>
     <w:multiLevelType w:val="multilevel"/>
     <w:tmpl w:val="24263948"/>
@@ -19653,7 +21528,7 @@
       </w:pPr>
     </w:lvl>
   </w:abstractNum>
-  <w:abstractNum w:abstractNumId="7" w15:restartNumberingAfterBreak="0">
+  <w:abstractNum w:abstractNumId="9" w15:restartNumberingAfterBreak="0">
     <w:nsid w:val="35E5551A"/>
     <w:multiLevelType w:val="multilevel"/>
     <w:tmpl w:val="12DCF252"/>
@@ -19802,7 +21677,7 @@
       </w:rPr>
     </w:lvl>
   </w:abstractNum>
-  <w:abstractNum w:abstractNumId="8" w15:restartNumberingAfterBreak="0">
+  <w:abstractNum w:abstractNumId="10" w15:restartNumberingAfterBreak="0">
     <w:nsid w:val="5585150F"/>
     <w:multiLevelType w:val="multilevel"/>
     <w:tmpl w:val="40D22BB8"/>
@@ -19951,10 +21826,10 @@
       </w:rPr>
     </w:lvl>
   </w:abstractNum>
-  <w:abstractNum w:abstractNumId="9" w15:restartNumberingAfterBreak="0">
-    <w:nsid w:val="5C917208"/>
+  <w:abstractNum w:abstractNumId="11" w15:restartNumberingAfterBreak="0">
+    <w:nsid w:val="5C7F32DD"/>
     <w:multiLevelType w:val="multilevel"/>
-    <w:tmpl w:val="ECF05DB0"/>
+    <w:tmpl w:val="2F5058DA"/>
     <w:lvl w:ilvl="0">
       <w:start w:val="1"/>
       <w:numFmt w:val="bullet"/>
@@ -20100,10 +21975,10 @@
       </w:rPr>
     </w:lvl>
   </w:abstractNum>
-  <w:abstractNum w:abstractNumId="10" w15:restartNumberingAfterBreak="0">
-    <w:nsid w:val="5E4D7AF9"/>
+  <w:abstractNum w:abstractNumId="12" w15:restartNumberingAfterBreak="0">
+    <w:nsid w:val="5C917208"/>
     <w:multiLevelType w:val="multilevel"/>
-    <w:tmpl w:val="02109C78"/>
+    <w:tmpl w:val="ECF05DB0"/>
     <w:lvl w:ilvl="0">
       <w:start w:val="1"/>
       <w:numFmt w:val="bullet"/>
@@ -20249,10 +22124,10 @@
       </w:rPr>
     </w:lvl>
   </w:abstractNum>
-  <w:abstractNum w:abstractNumId="11" w15:restartNumberingAfterBreak="0">
-    <w:nsid w:val="5F481C50"/>
+  <w:abstractNum w:abstractNumId="13" w15:restartNumberingAfterBreak="0">
+    <w:nsid w:val="5E4D7AF9"/>
     <w:multiLevelType w:val="multilevel"/>
-    <w:tmpl w:val="B052AC10"/>
+    <w:tmpl w:val="02109C78"/>
     <w:lvl w:ilvl="0">
       <w:start w:val="1"/>
       <w:numFmt w:val="bullet"/>
@@ -20398,10 +22273,10 @@
       </w:rPr>
     </w:lvl>
   </w:abstractNum>
-  <w:abstractNum w:abstractNumId="12" w15:restartNumberingAfterBreak="0">
-    <w:nsid w:val="60E56E43"/>
+  <w:abstractNum w:abstractNumId="14" w15:restartNumberingAfterBreak="0">
+    <w:nsid w:val="5F481C50"/>
     <w:multiLevelType w:val="multilevel"/>
-    <w:tmpl w:val="B53EAC0E"/>
+    <w:tmpl w:val="B052AC10"/>
     <w:lvl w:ilvl="0">
       <w:start w:val="1"/>
       <w:numFmt w:val="bullet"/>
@@ -20547,10 +22422,10 @@
       </w:rPr>
     </w:lvl>
   </w:abstractNum>
-  <w:abstractNum w:abstractNumId="13" w15:restartNumberingAfterBreak="0">
-    <w:nsid w:val="63021181"/>
+  <w:abstractNum w:abstractNumId="15" w15:restartNumberingAfterBreak="0">
+    <w:nsid w:val="60E56E43"/>
     <w:multiLevelType w:val="multilevel"/>
-    <w:tmpl w:val="676C0EA0"/>
+    <w:tmpl w:val="B53EAC0E"/>
     <w:lvl w:ilvl="0">
       <w:start w:val="1"/>
       <w:numFmt w:val="bullet"/>
@@ -20696,10 +22571,10 @@
       </w:rPr>
     </w:lvl>
   </w:abstractNum>
-  <w:abstractNum w:abstractNumId="14" w15:restartNumberingAfterBreak="0">
-    <w:nsid w:val="65B80F26"/>
+  <w:abstractNum w:abstractNumId="16" w15:restartNumberingAfterBreak="0">
+    <w:nsid w:val="63021181"/>
     <w:multiLevelType w:val="multilevel"/>
-    <w:tmpl w:val="B02E485C"/>
+    <w:tmpl w:val="676C0EA0"/>
     <w:lvl w:ilvl="0">
       <w:start w:val="1"/>
       <w:numFmt w:val="bullet"/>
@@ -20845,50 +22720,480 @@
       </w:rPr>
     </w:lvl>
   </w:abstractNum>
+  <w:abstractNum w:abstractNumId="17" w15:restartNumberingAfterBreak="0">
+    <w:nsid w:val="65B80F26"/>
+    <w:multiLevelType w:val="multilevel"/>
+    <w:tmpl w:val="B02E485C"/>
+    <w:lvl w:ilvl="0">
+      <w:start w:val="1"/>
+      <w:numFmt w:val="bullet"/>
+      <w:lvlText w:val=""/>
+      <w:lvlJc w:val="left"/>
+      <w:pPr>
+        <w:tabs>
+          <w:tab w:val="num" w:pos="720"/>
+        </w:tabs>
+        <w:ind w:left="720" w:hanging="360"/>
+      </w:pPr>
+      <w:rPr>
+        <w:rFonts w:ascii="Symbol" w:hAnsi="Symbol" w:hint="default"/>
+        <w:sz w:val="20"/>
+      </w:rPr>
+    </w:lvl>
+    <w:lvl w:ilvl="1" w:tentative="1">
+      <w:start w:val="1"/>
+      <w:numFmt w:val="bullet"/>
+      <w:lvlText w:val="o"/>
+      <w:lvlJc w:val="left"/>
+      <w:pPr>
+        <w:tabs>
+          <w:tab w:val="num" w:pos="1440"/>
+        </w:tabs>
+        <w:ind w:left="1440" w:hanging="360"/>
+      </w:pPr>
+      <w:rPr>
+        <w:rFonts w:ascii="Courier New" w:hAnsi="Courier New" w:hint="default"/>
+        <w:sz w:val="20"/>
+      </w:rPr>
+    </w:lvl>
+    <w:lvl w:ilvl="2" w:tentative="1">
+      <w:start w:val="1"/>
+      <w:numFmt w:val="bullet"/>
+      <w:lvlText w:val=""/>
+      <w:lvlJc w:val="left"/>
+      <w:pPr>
+        <w:tabs>
+          <w:tab w:val="num" w:pos="2160"/>
+        </w:tabs>
+        <w:ind w:left="2160" w:hanging="360"/>
+      </w:pPr>
+      <w:rPr>
+        <w:rFonts w:ascii="Wingdings" w:hAnsi="Wingdings" w:hint="default"/>
+        <w:sz w:val="20"/>
+      </w:rPr>
+    </w:lvl>
+    <w:lvl w:ilvl="3" w:tentative="1">
+      <w:start w:val="1"/>
+      <w:numFmt w:val="bullet"/>
+      <w:lvlText w:val=""/>
+      <w:lvlJc w:val="left"/>
+      <w:pPr>
+        <w:tabs>
+          <w:tab w:val="num" w:pos="2880"/>
+        </w:tabs>
+        <w:ind w:left="2880" w:hanging="360"/>
+      </w:pPr>
+      <w:rPr>
+        <w:rFonts w:ascii="Wingdings" w:hAnsi="Wingdings" w:hint="default"/>
+        <w:sz w:val="20"/>
+      </w:rPr>
+    </w:lvl>
+    <w:lvl w:ilvl="4" w:tentative="1">
+      <w:start w:val="1"/>
+      <w:numFmt w:val="bullet"/>
+      <w:lvlText w:val=""/>
+      <w:lvlJc w:val="left"/>
+      <w:pPr>
+        <w:tabs>
+          <w:tab w:val="num" w:pos="3600"/>
+        </w:tabs>
+        <w:ind w:left="3600" w:hanging="360"/>
+      </w:pPr>
+      <w:rPr>
+        <w:rFonts w:ascii="Wingdings" w:hAnsi="Wingdings" w:hint="default"/>
+        <w:sz w:val="20"/>
+      </w:rPr>
+    </w:lvl>
+    <w:lvl w:ilvl="5" w:tentative="1">
+      <w:start w:val="1"/>
+      <w:numFmt w:val="bullet"/>
+      <w:lvlText w:val=""/>
+      <w:lvlJc w:val="left"/>
+      <w:pPr>
+        <w:tabs>
+          <w:tab w:val="num" w:pos="4320"/>
+        </w:tabs>
+        <w:ind w:left="4320" w:hanging="360"/>
+      </w:pPr>
+      <w:rPr>
+        <w:rFonts w:ascii="Wingdings" w:hAnsi="Wingdings" w:hint="default"/>
+        <w:sz w:val="20"/>
+      </w:rPr>
+    </w:lvl>
+    <w:lvl w:ilvl="6" w:tentative="1">
+      <w:start w:val="1"/>
+      <w:numFmt w:val="bullet"/>
+      <w:lvlText w:val=""/>
+      <w:lvlJc w:val="left"/>
+      <w:pPr>
+        <w:tabs>
+          <w:tab w:val="num" w:pos="5040"/>
+        </w:tabs>
+        <w:ind w:left="5040" w:hanging="360"/>
+      </w:pPr>
+      <w:rPr>
+        <w:rFonts w:ascii="Wingdings" w:hAnsi="Wingdings" w:hint="default"/>
+        <w:sz w:val="20"/>
+      </w:rPr>
+    </w:lvl>
+    <w:lvl w:ilvl="7" w:tentative="1">
+      <w:start w:val="1"/>
+      <w:numFmt w:val="bullet"/>
+      <w:lvlText w:val=""/>
+      <w:lvlJc w:val="left"/>
+      <w:pPr>
+        <w:tabs>
+          <w:tab w:val="num" w:pos="5760"/>
+        </w:tabs>
+        <w:ind w:left="5760" w:hanging="360"/>
+      </w:pPr>
+      <w:rPr>
+        <w:rFonts w:ascii="Wingdings" w:hAnsi="Wingdings" w:hint="default"/>
+        <w:sz w:val="20"/>
+      </w:rPr>
+    </w:lvl>
+    <w:lvl w:ilvl="8" w:tentative="1">
+      <w:start w:val="1"/>
+      <w:numFmt w:val="bullet"/>
+      <w:lvlText w:val=""/>
+      <w:lvlJc w:val="left"/>
+      <w:pPr>
+        <w:tabs>
+          <w:tab w:val="num" w:pos="6480"/>
+        </w:tabs>
+        <w:ind w:left="6480" w:hanging="360"/>
+      </w:pPr>
+      <w:rPr>
+        <w:rFonts w:ascii="Wingdings" w:hAnsi="Wingdings" w:hint="default"/>
+        <w:sz w:val="20"/>
+      </w:rPr>
+    </w:lvl>
+  </w:abstractNum>
+  <w:abstractNum w:abstractNumId="18" w15:restartNumberingAfterBreak="0">
+    <w:nsid w:val="6BB82F09"/>
+    <w:multiLevelType w:val="multilevel"/>
+    <w:tmpl w:val="53147918"/>
+    <w:lvl w:ilvl="0">
+      <w:start w:val="1"/>
+      <w:numFmt w:val="decimal"/>
+      <w:lvlText w:val="%1."/>
+      <w:lvlJc w:val="left"/>
+      <w:pPr>
+        <w:tabs>
+          <w:tab w:val="num" w:pos="720"/>
+        </w:tabs>
+        <w:ind w:left="720" w:hanging="360"/>
+      </w:pPr>
+    </w:lvl>
+    <w:lvl w:ilvl="1">
+      <w:start w:val="1"/>
+      <w:numFmt w:val="bullet"/>
+      <w:lvlText w:val="o"/>
+      <w:lvlJc w:val="left"/>
+      <w:pPr>
+        <w:tabs>
+          <w:tab w:val="num" w:pos="1440"/>
+        </w:tabs>
+        <w:ind w:left="1440" w:hanging="360"/>
+      </w:pPr>
+      <w:rPr>
+        <w:rFonts w:ascii="Courier New" w:hAnsi="Courier New" w:hint="default"/>
+        <w:sz w:val="20"/>
+      </w:rPr>
+    </w:lvl>
+    <w:lvl w:ilvl="2" w:tentative="1">
+      <w:start w:val="1"/>
+      <w:numFmt w:val="decimal"/>
+      <w:lvlText w:val="%3."/>
+      <w:lvlJc w:val="left"/>
+      <w:pPr>
+        <w:tabs>
+          <w:tab w:val="num" w:pos="2160"/>
+        </w:tabs>
+        <w:ind w:left="2160" w:hanging="360"/>
+      </w:pPr>
+    </w:lvl>
+    <w:lvl w:ilvl="3" w:tentative="1">
+      <w:start w:val="1"/>
+      <w:numFmt w:val="decimal"/>
+      <w:lvlText w:val="%4."/>
+      <w:lvlJc w:val="left"/>
+      <w:pPr>
+        <w:tabs>
+          <w:tab w:val="num" w:pos="2880"/>
+        </w:tabs>
+        <w:ind w:left="2880" w:hanging="360"/>
+      </w:pPr>
+    </w:lvl>
+    <w:lvl w:ilvl="4" w:tentative="1">
+      <w:start w:val="1"/>
+      <w:numFmt w:val="decimal"/>
+      <w:lvlText w:val="%5."/>
+      <w:lvlJc w:val="left"/>
+      <w:pPr>
+        <w:tabs>
+          <w:tab w:val="num" w:pos="3600"/>
+        </w:tabs>
+        <w:ind w:left="3600" w:hanging="360"/>
+      </w:pPr>
+    </w:lvl>
+    <w:lvl w:ilvl="5" w:tentative="1">
+      <w:start w:val="1"/>
+      <w:numFmt w:val="decimal"/>
+      <w:lvlText w:val="%6."/>
+      <w:lvlJc w:val="left"/>
+      <w:pPr>
+        <w:tabs>
+          <w:tab w:val="num" w:pos="4320"/>
+        </w:tabs>
+        <w:ind w:left="4320" w:hanging="360"/>
+      </w:pPr>
+    </w:lvl>
+    <w:lvl w:ilvl="6" w:tentative="1">
+      <w:start w:val="1"/>
+      <w:numFmt w:val="decimal"/>
+      <w:lvlText w:val="%7."/>
+      <w:lvlJc w:val="left"/>
+      <w:pPr>
+        <w:tabs>
+          <w:tab w:val="num" w:pos="5040"/>
+        </w:tabs>
+        <w:ind w:left="5040" w:hanging="360"/>
+      </w:pPr>
+    </w:lvl>
+    <w:lvl w:ilvl="7" w:tentative="1">
+      <w:start w:val="1"/>
+      <w:numFmt w:val="decimal"/>
+      <w:lvlText w:val="%8."/>
+      <w:lvlJc w:val="left"/>
+      <w:pPr>
+        <w:tabs>
+          <w:tab w:val="num" w:pos="5760"/>
+        </w:tabs>
+        <w:ind w:left="5760" w:hanging="360"/>
+      </w:pPr>
+    </w:lvl>
+    <w:lvl w:ilvl="8" w:tentative="1">
+      <w:start w:val="1"/>
+      <w:numFmt w:val="decimal"/>
+      <w:lvlText w:val="%9."/>
+      <w:lvlJc w:val="left"/>
+      <w:pPr>
+        <w:tabs>
+          <w:tab w:val="num" w:pos="6480"/>
+        </w:tabs>
+        <w:ind w:left="6480" w:hanging="360"/>
+      </w:pPr>
+    </w:lvl>
+  </w:abstractNum>
+  <w:abstractNum w:abstractNumId="19" w15:restartNumberingAfterBreak="0">
+    <w:nsid w:val="7E345809"/>
+    <w:multiLevelType w:val="multilevel"/>
+    <w:tmpl w:val="2786BD06"/>
+    <w:lvl w:ilvl="0">
+      <w:start w:val="1"/>
+      <w:numFmt w:val="bullet"/>
+      <w:lvlText w:val=""/>
+      <w:lvlJc w:val="left"/>
+      <w:pPr>
+        <w:tabs>
+          <w:tab w:val="num" w:pos="720"/>
+        </w:tabs>
+        <w:ind w:left="720" w:hanging="360"/>
+      </w:pPr>
+      <w:rPr>
+        <w:rFonts w:ascii="Symbol" w:hAnsi="Symbol" w:hint="default"/>
+        <w:sz w:val="20"/>
+      </w:rPr>
+    </w:lvl>
+    <w:lvl w:ilvl="1" w:tentative="1">
+      <w:start w:val="1"/>
+      <w:numFmt w:val="bullet"/>
+      <w:lvlText w:val="o"/>
+      <w:lvlJc w:val="left"/>
+      <w:pPr>
+        <w:tabs>
+          <w:tab w:val="num" w:pos="1440"/>
+        </w:tabs>
+        <w:ind w:left="1440" w:hanging="360"/>
+      </w:pPr>
+      <w:rPr>
+        <w:rFonts w:ascii="Courier New" w:hAnsi="Courier New" w:hint="default"/>
+        <w:sz w:val="20"/>
+      </w:rPr>
+    </w:lvl>
+    <w:lvl w:ilvl="2" w:tentative="1">
+      <w:start w:val="1"/>
+      <w:numFmt w:val="bullet"/>
+      <w:lvlText w:val=""/>
+      <w:lvlJc w:val="left"/>
+      <w:pPr>
+        <w:tabs>
+          <w:tab w:val="num" w:pos="2160"/>
+        </w:tabs>
+        <w:ind w:left="2160" w:hanging="360"/>
+      </w:pPr>
+      <w:rPr>
+        <w:rFonts w:ascii="Wingdings" w:hAnsi="Wingdings" w:hint="default"/>
+        <w:sz w:val="20"/>
+      </w:rPr>
+    </w:lvl>
+    <w:lvl w:ilvl="3" w:tentative="1">
+      <w:start w:val="1"/>
+      <w:numFmt w:val="bullet"/>
+      <w:lvlText w:val=""/>
+      <w:lvlJc w:val="left"/>
+      <w:pPr>
+        <w:tabs>
+          <w:tab w:val="num" w:pos="2880"/>
+        </w:tabs>
+        <w:ind w:left="2880" w:hanging="360"/>
+      </w:pPr>
+      <w:rPr>
+        <w:rFonts w:ascii="Wingdings" w:hAnsi="Wingdings" w:hint="default"/>
+        <w:sz w:val="20"/>
+      </w:rPr>
+    </w:lvl>
+    <w:lvl w:ilvl="4" w:tentative="1">
+      <w:start w:val="1"/>
+      <w:numFmt w:val="bullet"/>
+      <w:lvlText w:val=""/>
+      <w:lvlJc w:val="left"/>
+      <w:pPr>
+        <w:tabs>
+          <w:tab w:val="num" w:pos="3600"/>
+        </w:tabs>
+        <w:ind w:left="3600" w:hanging="360"/>
+      </w:pPr>
+      <w:rPr>
+        <w:rFonts w:ascii="Wingdings" w:hAnsi="Wingdings" w:hint="default"/>
+        <w:sz w:val="20"/>
+      </w:rPr>
+    </w:lvl>
+    <w:lvl w:ilvl="5" w:tentative="1">
+      <w:start w:val="1"/>
+      <w:numFmt w:val="bullet"/>
+      <w:lvlText w:val=""/>
+      <w:lvlJc w:val="left"/>
+      <w:pPr>
+        <w:tabs>
+          <w:tab w:val="num" w:pos="4320"/>
+        </w:tabs>
+        <w:ind w:left="4320" w:hanging="360"/>
+      </w:pPr>
+      <w:rPr>
+        <w:rFonts w:ascii="Wingdings" w:hAnsi="Wingdings" w:hint="default"/>
+        <w:sz w:val="20"/>
+      </w:rPr>
+    </w:lvl>
+    <w:lvl w:ilvl="6" w:tentative="1">
+      <w:start w:val="1"/>
+      <w:numFmt w:val="bullet"/>
+      <w:lvlText w:val=""/>
+      <w:lvlJc w:val="left"/>
+      <w:pPr>
+        <w:tabs>
+          <w:tab w:val="num" w:pos="5040"/>
+        </w:tabs>
+        <w:ind w:left="5040" w:hanging="360"/>
+      </w:pPr>
+      <w:rPr>
+        <w:rFonts w:ascii="Wingdings" w:hAnsi="Wingdings" w:hint="default"/>
+        <w:sz w:val="20"/>
+      </w:rPr>
+    </w:lvl>
+    <w:lvl w:ilvl="7" w:tentative="1">
+      <w:start w:val="1"/>
+      <w:numFmt w:val="bullet"/>
+      <w:lvlText w:val=""/>
+      <w:lvlJc w:val="left"/>
+      <w:pPr>
+        <w:tabs>
+          <w:tab w:val="num" w:pos="5760"/>
+        </w:tabs>
+        <w:ind w:left="5760" w:hanging="360"/>
+      </w:pPr>
+      <w:rPr>
+        <w:rFonts w:ascii="Wingdings" w:hAnsi="Wingdings" w:hint="default"/>
+        <w:sz w:val="20"/>
+      </w:rPr>
+    </w:lvl>
+    <w:lvl w:ilvl="8" w:tentative="1">
+      <w:start w:val="1"/>
+      <w:numFmt w:val="bullet"/>
+      <w:lvlText w:val=""/>
+      <w:lvlJc w:val="left"/>
+      <w:pPr>
+        <w:tabs>
+          <w:tab w:val="num" w:pos="6480"/>
+        </w:tabs>
+        <w:ind w:left="6480" w:hanging="360"/>
+      </w:pPr>
+      <w:rPr>
+        <w:rFonts w:ascii="Wingdings" w:hAnsi="Wingdings" w:hint="default"/>
+        <w:sz w:val="20"/>
+      </w:rPr>
+    </w:lvl>
+  </w:abstractNum>
   <w:num w:numId="1" w16cid:durableId="1186215981">
-    <w:abstractNumId w:val="13"/>
+    <w:abstractNumId w:val="16"/>
   </w:num>
   <w:num w:numId="2" w16cid:durableId="623998897">
-    <w:abstractNumId w:val="12"/>
+    <w:abstractNumId w:val="15"/>
   </w:num>
   <w:num w:numId="3" w16cid:durableId="257257840">
     <w:abstractNumId w:val="1"/>
   </w:num>
   <w:num w:numId="4" w16cid:durableId="651908093">
-    <w:abstractNumId w:val="11"/>
+    <w:abstractNumId w:val="14"/>
   </w:num>
   <w:num w:numId="5" w16cid:durableId="1049231954">
+    <w:abstractNumId w:val="12"/>
+  </w:num>
+  <w:num w:numId="6" w16cid:durableId="1580866920">
     <w:abstractNumId w:val="9"/>
   </w:num>
-  <w:num w:numId="6" w16cid:durableId="1580866920">
+  <w:num w:numId="7" w16cid:durableId="986787482">
+    <w:abstractNumId w:val="10"/>
+  </w:num>
+  <w:num w:numId="8" w16cid:durableId="1442798741">
+    <w:abstractNumId w:val="5"/>
+  </w:num>
+  <w:num w:numId="9" w16cid:durableId="256443865">
+    <w:abstractNumId w:val="13"/>
+  </w:num>
+  <w:num w:numId="10" w16cid:durableId="1583026173">
+    <w:abstractNumId w:val="6"/>
+  </w:num>
+  <w:num w:numId="11" w16cid:durableId="1040860172">
     <w:abstractNumId w:val="7"/>
   </w:num>
-  <w:num w:numId="7" w16cid:durableId="986787482">
+  <w:num w:numId="12" w16cid:durableId="1957523419">
     <w:abstractNumId w:val="8"/>
   </w:num>
-  <w:num w:numId="8" w16cid:durableId="1442798741">
-    <w:abstractNumId w:val="3"/>
-  </w:num>
-  <w:num w:numId="9" w16cid:durableId="256443865">
-    <w:abstractNumId w:val="10"/>
-  </w:num>
-  <w:num w:numId="10" w16cid:durableId="1583026173">
-    <w:abstractNumId w:val="4"/>
-  </w:num>
-  <w:num w:numId="11" w16cid:durableId="1040860172">
-    <w:abstractNumId w:val="5"/>
-  </w:num>
-  <w:num w:numId="12" w16cid:durableId="1957523419">
-    <w:abstractNumId w:val="6"/>
-  </w:num>
   <w:num w:numId="13" w16cid:durableId="1154181976">
-    <w:abstractNumId w:val="14"/>
+    <w:abstractNumId w:val="17"/>
   </w:num>
   <w:num w:numId="14" w16cid:durableId="517155986">
     <w:abstractNumId w:val="0"/>
   </w:num>
   <w:num w:numId="15" w16cid:durableId="841942364">
+    <w:abstractNumId w:val="4"/>
+  </w:num>
+  <w:num w:numId="16" w16cid:durableId="298073668">
+    <w:abstractNumId w:val="18"/>
+  </w:num>
+  <w:num w:numId="17" w16cid:durableId="559906145">
+    <w:abstractNumId w:val="19"/>
+  </w:num>
+  <w:num w:numId="18" w16cid:durableId="792410135">
+    <w:abstractNumId w:val="3"/>
+  </w:num>
+  <w:num w:numId="19" w16cid:durableId="1967811676">
     <w:abstractNumId w:val="2"/>
+  </w:num>
+  <w:num w:numId="20" w16cid:durableId="535198476">
+    <w:abstractNumId w:val="11"/>
   </w:num>
   <w:numIdMacAtCleanup w:val="14"/>
 </w:numbering>
@@ -21472,6 +23777,7 @@
   <w:style w:type="character" w:default="1" w:styleId="Fuentedeprrafopredeter">
     <w:name w:val="Default Paragraph Font"/>
     <w:uiPriority w:val="1"/>
+    <w:semiHidden/>
     <w:unhideWhenUsed/>
   </w:style>
   <w:style w:type="table" w:default="1" w:styleId="Tablanormal">
